--- a/Bash-Scripting/bashscript-Tasks.docx
+++ b/Bash-Scripting/bashscript-Tasks.docx
@@ -155,13 +155,3522 @@
         </w:rPr>
         <w:t>bin/bash</w:t>
       </w:r>
+    </w:p>
+    <w:p>
+      <w:pPr>
+        <w:pStyle w:val="NoSpacing"/>
+        <w:ind w:left="720"/>
+        <w:rPr>
+          <w:b/>
+          <w:lang w:val="en-US"/>
+        </w:rPr>
+      </w:pPr>
+    </w:p>
+    <w:p>
+      <w:pPr>
+        <w:pStyle w:val="NoSpacing"/>
+        <w:ind w:left="720"/>
+        <w:rPr>
+          <w:b/>
+          <w:lang w:val="en-US"/>
+        </w:rPr>
+      </w:pPr>
+      <w:r>
+        <w:rPr>
+          <w:b/>
+          <w:lang w:val="en-US"/>
+        </w:rPr>
+        <w:t>DIR="/home/ec2-user/</w:t>
+      </w:r>
+      <w:proofErr w:type="spellStart"/>
+      <w:r>
+        <w:rPr>
+          <w:b/>
+          <w:lang w:val="en-US"/>
+        </w:rPr>
+        <w:t>mydirectory</w:t>
+      </w:r>
+      <w:proofErr w:type="spellEnd"/>
+      <w:r>
+        <w:rPr>
+          <w:b/>
+          <w:lang w:val="en-US"/>
+        </w:rPr>
+        <w:t>"</w:t>
+      </w:r>
+    </w:p>
+    <w:p>
+      <w:pPr>
+        <w:pStyle w:val="NoSpacing"/>
+        <w:ind w:left="720"/>
+        <w:rPr>
+          <w:b/>
+          <w:lang w:val="en-US"/>
+        </w:rPr>
+      </w:pPr>
+    </w:p>
+    <w:p>
+      <w:pPr>
+        <w:pStyle w:val="NoSpacing"/>
+        <w:ind w:left="720"/>
+        <w:rPr>
+          <w:b/>
+          <w:lang w:val="en-US"/>
+        </w:rPr>
+      </w:pPr>
+      <w:r>
+        <w:rPr>
+          <w:b/>
+          <w:lang w:val="en-US"/>
+        </w:rPr>
+        <w:t>if [ -d "$DIR</w:t>
+      </w:r>
+      <w:proofErr w:type="gramStart"/>
+      <w:r>
+        <w:rPr>
+          <w:b/>
+          <w:lang w:val="en-US"/>
+        </w:rPr>
+        <w:t>" ]</w:t>
+      </w:r>
+      <w:proofErr w:type="gramEnd"/>
+      <w:r>
+        <w:rPr>
+          <w:b/>
+          <w:lang w:val="en-US"/>
+        </w:rPr>
+        <w:t>; then</w:t>
+      </w:r>
+    </w:p>
+    <w:p>
+      <w:pPr>
+        <w:pStyle w:val="NoSpacing"/>
+        <w:ind w:left="720"/>
+        <w:rPr>
+          <w:b/>
+          <w:lang w:val="en-US"/>
+        </w:rPr>
+      </w:pPr>
+      <w:r>
+        <w:rPr>
+          <w:b/>
+          <w:lang w:val="en-US"/>
+        </w:rPr>
+        <w:t xml:space="preserve">    echo "Directory exists."</w:t>
+      </w:r>
+    </w:p>
+    <w:p>
+      <w:pPr>
+        <w:pStyle w:val="NoSpacing"/>
+        <w:ind w:left="720"/>
+        <w:rPr>
+          <w:b/>
+          <w:lang w:val="en-US"/>
+        </w:rPr>
+      </w:pPr>
+      <w:r>
+        <w:rPr>
+          <w:b/>
+          <w:lang w:val="en-US"/>
+        </w:rPr>
+        <w:t>else</w:t>
+      </w:r>
+    </w:p>
+    <w:p>
+      <w:pPr>
+        <w:pStyle w:val="NoSpacing"/>
+        <w:ind w:left="720"/>
+        <w:rPr>
+          <w:b/>
+          <w:lang w:val="en-US"/>
+        </w:rPr>
+      </w:pPr>
+      <w:r>
+        <w:rPr>
+          <w:b/>
+          <w:lang w:val="en-US"/>
+        </w:rPr>
+        <w:t xml:space="preserve">    echo "Directory does not exist."</w:t>
+      </w:r>
+    </w:p>
+    <w:p>
+      <w:pPr>
+        <w:pStyle w:val="NoSpacing"/>
+        <w:ind w:left="720"/>
+        <w:rPr>
+          <w:b/>
+          <w:lang w:val="en-US"/>
+        </w:rPr>
+      </w:pPr>
+      <w:r>
+        <w:rPr>
+          <w:b/>
+          <w:lang w:val="en-US"/>
+        </w:rPr>
+        <w:t>Fi</w:t>
+      </w:r>
+    </w:p>
+    <w:p>
+      <w:pPr>
+        <w:pStyle w:val="ListParagraph"/>
+        <w:numPr>
+          <w:ilvl w:val="0"/>
+          <w:numId w:val="1"/>
+        </w:numPr>
+        <w:spacing w:before="30" w:after="30" w:line="240" w:lineRule="auto"/>
+        <w:rPr>
+          <w:rFonts w:ascii="Times New Roman" w:eastAsia="Times New Roman" w:hAnsi="Times New Roman" w:cs="Times New Roman"/>
+          <w:color w:val="1D1C1D"/>
+          <w:sz w:val="24"/>
+          <w:szCs w:val="24"/>
+          <w:lang w:eastAsia="en-IN"/>
+        </w:rPr>
+      </w:pPr>
+      <w:r>
+        <w:rPr>
+          <w:rFonts w:ascii="Times New Roman" w:eastAsia="Times New Roman" w:hAnsi="Times New Roman" w:cs="Times New Roman"/>
+          <w:color w:val="1D1C1D"/>
+          <w:sz w:val="24"/>
+          <w:szCs w:val="24"/>
+          <w:lang w:eastAsia="en-IN"/>
+        </w:rPr>
+        <w:t xml:space="preserve">Create a bash script </w:t>
+      </w:r>
+      <w:proofErr w:type="spellStart"/>
+      <w:r>
+        <w:rPr>
+          <w:rFonts w:ascii="Times New Roman" w:eastAsia="Times New Roman" w:hAnsi="Times New Roman" w:cs="Times New Roman"/>
+          <w:color w:val="1D1C1D"/>
+          <w:sz w:val="24"/>
+          <w:szCs w:val="24"/>
+          <w:lang w:eastAsia="en-IN"/>
+        </w:rPr>
+        <w:t>to</w:t>
+      </w:r>
+      <w:r>
+        <w:rPr>
+          <w:rFonts w:ascii="Times New Roman" w:eastAsia="Times New Roman" w:hAnsi="Times New Roman" w:cs="Times New Roman"/>
+          <w:b/>
+          <w:bCs/>
+          <w:color w:val="1D1C1D"/>
+          <w:sz w:val="24"/>
+          <w:szCs w:val="24"/>
+          <w:lang w:eastAsia="en-IN"/>
+        </w:rPr>
+        <w:t>create</w:t>
+      </w:r>
+      <w:proofErr w:type="spellEnd"/>
+      <w:r>
+        <w:rPr>
+          <w:rFonts w:ascii="Times New Roman" w:eastAsia="Times New Roman" w:hAnsi="Times New Roman" w:cs="Times New Roman"/>
+          <w:b/>
+          <w:bCs/>
+          <w:color w:val="1D1C1D"/>
+          <w:sz w:val="24"/>
+          <w:szCs w:val="24"/>
+          <w:lang w:eastAsia="en-IN"/>
+        </w:rPr>
+        <w:t xml:space="preserve"> multiple files</w:t>
+      </w:r>
+      <w:r>
+        <w:rPr>
+          <w:rFonts w:ascii="Times New Roman" w:eastAsia="Times New Roman" w:hAnsi="Times New Roman" w:cs="Times New Roman"/>
+          <w:color w:val="1D1C1D"/>
+          <w:sz w:val="24"/>
+          <w:szCs w:val="24"/>
+          <w:lang w:eastAsia="en-IN"/>
+        </w:rPr>
+        <w:t>.</w:t>
+      </w:r>
+    </w:p>
+    <w:p>
+      <w:pPr>
+        <w:spacing w:before="30" w:after="30" w:line="240" w:lineRule="auto"/>
+        <w:ind w:left="360"/>
+        <w:rPr>
+          <w:rFonts w:ascii="Times New Roman" w:eastAsia="Times New Roman" w:hAnsi="Times New Roman" w:cs="Times New Roman"/>
+          <w:color w:val="1D1C1D"/>
+          <w:sz w:val="24"/>
+          <w:szCs w:val="24"/>
+          <w:lang w:eastAsia="en-IN"/>
+        </w:rPr>
+      </w:pPr>
+      <w:r>
+        <w:rPr>
+          <w:noProof/>
+        </w:rPr>
+        <w:drawing>
+          <wp:inline distT="0" distB="0" distL="0" distR="0" wp14:anchorId="6E51835A" wp14:editId="5A67DFD7">
+            <wp:extent cx="5731510" cy="2799715"/>
+            <wp:effectExtent l="0" t="0" r="2540" b="635"/>
+            <wp:docPr id="2" name="Picture 2"/>
+            <wp:cNvGraphicFramePr>
+              <a:graphicFrameLocks xmlns:a="http://schemas.openxmlformats.org/drawingml/2006/main" noChangeAspect="1"/>
+            </wp:cNvGraphicFramePr>
+            <a:graphic xmlns:a="http://schemas.openxmlformats.org/drawingml/2006/main">
+              <a:graphicData uri="http://schemas.openxmlformats.org/drawingml/2006/picture">
+                <pic:pic xmlns:pic="http://schemas.openxmlformats.org/drawingml/2006/picture">
+                  <pic:nvPicPr>
+                    <pic:cNvPr id="1" name=""/>
+                    <pic:cNvPicPr/>
+                  </pic:nvPicPr>
+                  <pic:blipFill>
+                    <a:blip r:embed="rId6"/>
+                    <a:stretch>
+                      <a:fillRect/>
+                    </a:stretch>
+                  </pic:blipFill>
+                  <pic:spPr>
+                    <a:xfrm>
+                      <a:off x="0" y="0"/>
+                      <a:ext cx="5731510" cy="2799715"/>
+                    </a:xfrm>
+                    <a:prstGeom prst="rect">
+                      <a:avLst/>
+                    </a:prstGeom>
+                  </pic:spPr>
+                </pic:pic>
+              </a:graphicData>
+            </a:graphic>
+          </wp:inline>
+        </w:drawing>
+      </w:r>
+    </w:p>
+    <w:p>
+      <w:pPr>
+        <w:spacing w:before="30" w:after="30" w:line="240" w:lineRule="auto"/>
+        <w:ind w:left="360"/>
+        <w:rPr>
+          <w:rFonts w:ascii="Times New Roman" w:eastAsia="Times New Roman" w:hAnsi="Times New Roman" w:cs="Times New Roman"/>
+          <w:color w:val="1D1C1D"/>
+          <w:sz w:val="24"/>
+          <w:szCs w:val="24"/>
+          <w:lang w:eastAsia="en-IN"/>
+        </w:rPr>
+      </w:pPr>
+    </w:p>
+    <w:p>
+      <w:pPr>
+        <w:spacing w:before="30" w:after="30" w:line="240" w:lineRule="auto"/>
+        <w:ind w:left="360"/>
+        <w:rPr>
+          <w:rFonts w:ascii="Times New Roman" w:eastAsia="Times New Roman" w:hAnsi="Times New Roman" w:cs="Times New Roman"/>
+          <w:color w:val="1D1C1D"/>
+          <w:sz w:val="24"/>
+          <w:szCs w:val="24"/>
+          <w:lang w:eastAsia="en-IN"/>
+        </w:rPr>
+      </w:pPr>
+    </w:p>
+    <w:p>
+      <w:pPr>
+        <w:spacing w:before="30" w:after="30" w:line="240" w:lineRule="auto"/>
+        <w:ind w:left="360"/>
+        <w:rPr>
+          <w:rFonts w:ascii="Times New Roman" w:eastAsia="Times New Roman" w:hAnsi="Times New Roman" w:cs="Times New Roman"/>
+          <w:color w:val="1D1C1D"/>
+          <w:sz w:val="24"/>
+          <w:szCs w:val="24"/>
+          <w:lang w:eastAsia="en-IN"/>
+        </w:rPr>
+      </w:pPr>
+    </w:p>
+    <w:p>
+      <w:pPr>
+        <w:spacing w:before="30" w:after="30" w:line="240" w:lineRule="auto"/>
+        <w:ind w:left="360"/>
+        <w:rPr>
+          <w:rFonts w:ascii="Times New Roman" w:eastAsia="Times New Roman" w:hAnsi="Times New Roman" w:cs="Times New Roman"/>
+          <w:color w:val="1D1C1D"/>
+          <w:sz w:val="24"/>
+          <w:szCs w:val="24"/>
+          <w:lang w:eastAsia="en-IN"/>
+        </w:rPr>
+      </w:pPr>
+    </w:p>
+    <w:p>
+      <w:pPr>
+        <w:spacing w:before="30" w:after="30" w:line="240" w:lineRule="auto"/>
+        <w:ind w:left="360"/>
+        <w:rPr>
+          <w:rFonts w:ascii="Times New Roman" w:eastAsia="Times New Roman" w:hAnsi="Times New Roman" w:cs="Times New Roman"/>
+          <w:color w:val="1D1C1D"/>
+          <w:sz w:val="24"/>
+          <w:szCs w:val="24"/>
+          <w:lang w:eastAsia="en-IN"/>
+        </w:rPr>
+      </w:pPr>
+    </w:p>
+    <w:p>
+      <w:pPr>
+        <w:spacing w:before="30" w:after="30" w:line="240" w:lineRule="auto"/>
+        <w:ind w:left="360"/>
+        <w:rPr>
+          <w:rFonts w:ascii="Times New Roman" w:eastAsia="Times New Roman" w:hAnsi="Times New Roman" w:cs="Times New Roman"/>
+          <w:color w:val="1D1C1D"/>
+          <w:sz w:val="24"/>
+          <w:szCs w:val="24"/>
+          <w:lang w:eastAsia="en-IN"/>
+        </w:rPr>
+      </w:pPr>
+    </w:p>
+    <w:p>
+      <w:pPr>
+        <w:spacing w:before="30" w:after="30" w:line="240" w:lineRule="auto"/>
+        <w:ind w:left="360"/>
+        <w:rPr>
+          <w:rFonts w:ascii="Times New Roman" w:eastAsia="Times New Roman" w:hAnsi="Times New Roman" w:cs="Times New Roman"/>
+          <w:color w:val="1D1C1D"/>
+          <w:sz w:val="24"/>
+          <w:szCs w:val="24"/>
+          <w:lang w:eastAsia="en-IN"/>
+        </w:rPr>
+      </w:pPr>
+    </w:p>
+    <w:p>
+      <w:pPr>
+        <w:spacing w:before="30" w:after="30" w:line="240" w:lineRule="auto"/>
+        <w:ind w:left="360"/>
+        <w:rPr>
+          <w:rFonts w:ascii="Times New Roman" w:eastAsia="Times New Roman" w:hAnsi="Times New Roman" w:cs="Times New Roman"/>
+          <w:color w:val="1D1C1D"/>
+          <w:sz w:val="24"/>
+          <w:szCs w:val="24"/>
+          <w:lang w:eastAsia="en-IN"/>
+        </w:rPr>
+      </w:pPr>
+    </w:p>
+    <w:p>
+      <w:pPr>
+        <w:spacing w:before="30" w:after="30" w:line="240" w:lineRule="auto"/>
+        <w:ind w:left="360"/>
+        <w:rPr>
+          <w:rFonts w:ascii="Times New Roman" w:eastAsia="Times New Roman" w:hAnsi="Times New Roman" w:cs="Times New Roman"/>
+          <w:color w:val="1D1C1D"/>
+          <w:sz w:val="24"/>
+          <w:szCs w:val="24"/>
+          <w:lang w:eastAsia="en-IN"/>
+        </w:rPr>
+      </w:pPr>
+      <w:r>
+        <w:rPr>
+          <w:rFonts w:ascii="Times New Roman" w:eastAsia="Times New Roman" w:hAnsi="Times New Roman" w:cs="Times New Roman"/>
+          <w:color w:val="1D1C1D"/>
+          <w:sz w:val="24"/>
+          <w:szCs w:val="24"/>
+          <w:lang w:eastAsia="en-IN"/>
+        </w:rPr>
+        <w:lastRenderedPageBreak/>
+        <w:t>3.</w:t>
+      </w:r>
+      <w:r>
+        <w:rPr>
+          <w:rFonts w:ascii="Times New Roman" w:eastAsia="Times New Roman" w:hAnsi="Times New Roman" w:cs="Times New Roman"/>
+          <w:color w:val="1D1C1D"/>
+          <w:sz w:val="24"/>
+          <w:szCs w:val="24"/>
+          <w:lang w:eastAsia="en-IN"/>
+        </w:rPr>
+        <w:t xml:space="preserve">Create a bash script </w:t>
+      </w:r>
+      <w:proofErr w:type="spellStart"/>
+      <w:r>
+        <w:rPr>
+          <w:rFonts w:ascii="Times New Roman" w:eastAsia="Times New Roman" w:hAnsi="Times New Roman" w:cs="Times New Roman"/>
+          <w:color w:val="1D1C1D"/>
+          <w:sz w:val="24"/>
+          <w:szCs w:val="24"/>
+          <w:lang w:eastAsia="en-IN"/>
+        </w:rPr>
+        <w:t>to</w:t>
+      </w:r>
+      <w:r>
+        <w:rPr>
+          <w:rFonts w:ascii="Times New Roman" w:eastAsia="Times New Roman" w:hAnsi="Times New Roman" w:cs="Times New Roman"/>
+          <w:b/>
+          <w:bCs/>
+          <w:color w:val="1D1C1D"/>
+          <w:sz w:val="24"/>
+          <w:szCs w:val="24"/>
+          <w:lang w:eastAsia="en-IN"/>
+        </w:rPr>
+        <w:t>take</w:t>
+      </w:r>
+      <w:proofErr w:type="spellEnd"/>
+      <w:r>
+        <w:rPr>
+          <w:rFonts w:ascii="Times New Roman" w:eastAsia="Times New Roman" w:hAnsi="Times New Roman" w:cs="Times New Roman"/>
+          <w:b/>
+          <w:bCs/>
+          <w:color w:val="1D1C1D"/>
+          <w:sz w:val="24"/>
+          <w:szCs w:val="24"/>
+          <w:lang w:eastAsia="en-IN"/>
+        </w:rPr>
+        <w:t xml:space="preserve"> a backup of a directory</w:t>
+      </w:r>
+      <w:r>
+        <w:rPr>
+          <w:rFonts w:ascii="Times New Roman" w:eastAsia="Times New Roman" w:hAnsi="Times New Roman" w:cs="Times New Roman"/>
+          <w:color w:val="1D1C1D"/>
+          <w:sz w:val="24"/>
+          <w:szCs w:val="24"/>
+          <w:lang w:eastAsia="en-IN"/>
+        </w:rPr>
+        <w:t>.</w:t>
+      </w:r>
+    </w:p>
+    <w:p>
+      <w:pPr>
+        <w:spacing w:before="30" w:after="30" w:line="240" w:lineRule="auto"/>
+        <w:ind w:left="360"/>
+        <w:rPr>
+          <w:rFonts w:ascii="Times New Roman" w:eastAsia="Times New Roman" w:hAnsi="Times New Roman" w:cs="Times New Roman"/>
+          <w:color w:val="1D1C1D"/>
+          <w:sz w:val="24"/>
+          <w:szCs w:val="24"/>
+          <w:lang w:eastAsia="en-IN"/>
+        </w:rPr>
+      </w:pPr>
+    </w:p>
+    <w:p>
+      <w:pPr>
+        <w:spacing w:before="30" w:after="30" w:line="240" w:lineRule="auto"/>
+        <w:ind w:left="360"/>
+        <w:rPr>
+          <w:rFonts w:ascii="Times New Roman" w:eastAsia="Times New Roman" w:hAnsi="Times New Roman" w:cs="Times New Roman"/>
+          <w:color w:val="1D1C1D"/>
+          <w:sz w:val="24"/>
+          <w:szCs w:val="24"/>
+          <w:lang w:eastAsia="en-IN"/>
+        </w:rPr>
+      </w:pPr>
+      <w:r>
+        <w:rPr>
+          <w:noProof/>
+        </w:rPr>
+        <w:drawing>
+          <wp:inline distT="0" distB="0" distL="0" distR="0" wp14:anchorId="6D0A5505" wp14:editId="406C8B5D">
+            <wp:extent cx="4781550" cy="3305175"/>
+            <wp:effectExtent l="0" t="0" r="0" b="9525"/>
+            <wp:docPr id="3" name="Picture 3"/>
+            <wp:cNvGraphicFramePr>
+              <a:graphicFrameLocks xmlns:a="http://schemas.openxmlformats.org/drawingml/2006/main" noChangeAspect="1"/>
+            </wp:cNvGraphicFramePr>
+            <a:graphic xmlns:a="http://schemas.openxmlformats.org/drawingml/2006/main">
+              <a:graphicData uri="http://schemas.openxmlformats.org/drawingml/2006/picture">
+                <pic:pic xmlns:pic="http://schemas.openxmlformats.org/drawingml/2006/picture">
+                  <pic:nvPicPr>
+                    <pic:cNvPr id="1" name=""/>
+                    <pic:cNvPicPr/>
+                  </pic:nvPicPr>
+                  <pic:blipFill>
+                    <a:blip r:embed="rId7"/>
+                    <a:stretch>
+                      <a:fillRect/>
+                    </a:stretch>
+                  </pic:blipFill>
+                  <pic:spPr>
+                    <a:xfrm>
+                      <a:off x="0" y="0"/>
+                      <a:ext cx="4781550" cy="3305175"/>
+                    </a:xfrm>
+                    <a:prstGeom prst="rect">
+                      <a:avLst/>
+                    </a:prstGeom>
+                  </pic:spPr>
+                </pic:pic>
+              </a:graphicData>
+            </a:graphic>
+          </wp:inline>
+        </w:drawing>
+      </w:r>
+    </w:p>
+    <w:p>
+      <w:pPr>
+        <w:spacing w:before="30" w:after="30" w:line="240" w:lineRule="auto"/>
+        <w:rPr>
+          <w:rFonts w:ascii="Times New Roman" w:eastAsia="Times New Roman" w:hAnsi="Times New Roman" w:cs="Times New Roman"/>
+          <w:color w:val="1D1C1D"/>
+          <w:sz w:val="24"/>
+          <w:szCs w:val="24"/>
+          <w:lang w:eastAsia="en-IN"/>
+        </w:rPr>
+      </w:pPr>
+    </w:p>
+    <w:p>
+      <w:pPr>
+        <w:spacing w:before="30" w:after="30" w:line="240" w:lineRule="auto"/>
+        <w:ind w:firstLine="360"/>
+        <w:rPr>
+          <w:rFonts w:ascii="Times New Roman" w:eastAsia="Times New Roman" w:hAnsi="Times New Roman" w:cs="Times New Roman"/>
+          <w:color w:val="1D1C1D"/>
+          <w:sz w:val="24"/>
+          <w:szCs w:val="24"/>
+          <w:lang w:eastAsia="en-IN"/>
+        </w:rPr>
+      </w:pPr>
+      <w:r>
+        <w:rPr>
+          <w:rFonts w:ascii="Times New Roman" w:eastAsia="Times New Roman" w:hAnsi="Times New Roman" w:cs="Times New Roman"/>
+          <w:color w:val="1D1C1D"/>
+          <w:sz w:val="24"/>
+          <w:szCs w:val="24"/>
+          <w:lang w:eastAsia="en-IN"/>
+        </w:rPr>
+        <w:t>4.</w:t>
+      </w:r>
+      <w:r>
+        <w:rPr>
+          <w:rFonts w:ascii="Times New Roman" w:eastAsia="Times New Roman" w:hAnsi="Times New Roman" w:cs="Times New Roman"/>
+          <w:color w:val="1D1C1D"/>
+          <w:sz w:val="24"/>
+          <w:szCs w:val="24"/>
+          <w:lang w:eastAsia="en-IN"/>
+        </w:rPr>
+        <w:t xml:space="preserve">Create a bash script </w:t>
+      </w:r>
+      <w:proofErr w:type="spellStart"/>
+      <w:r>
+        <w:rPr>
+          <w:rFonts w:ascii="Times New Roman" w:eastAsia="Times New Roman" w:hAnsi="Times New Roman" w:cs="Times New Roman"/>
+          <w:color w:val="1D1C1D"/>
+          <w:sz w:val="24"/>
+          <w:szCs w:val="24"/>
+          <w:lang w:eastAsia="en-IN"/>
+        </w:rPr>
+        <w:t>to</w:t>
+      </w:r>
+      <w:r>
+        <w:rPr>
+          <w:rFonts w:ascii="Times New Roman" w:eastAsia="Times New Roman" w:hAnsi="Times New Roman" w:cs="Times New Roman"/>
+          <w:b/>
+          <w:bCs/>
+          <w:color w:val="1D1C1D"/>
+          <w:sz w:val="24"/>
+          <w:szCs w:val="24"/>
+          <w:lang w:eastAsia="en-IN"/>
+        </w:rPr>
+        <w:t>install</w:t>
+      </w:r>
+      <w:proofErr w:type="spellEnd"/>
+      <w:r>
+        <w:rPr>
+          <w:rFonts w:ascii="Times New Roman" w:eastAsia="Times New Roman" w:hAnsi="Times New Roman" w:cs="Times New Roman"/>
+          <w:b/>
+          <w:bCs/>
+          <w:color w:val="1D1C1D"/>
+          <w:sz w:val="24"/>
+          <w:szCs w:val="24"/>
+          <w:lang w:eastAsia="en-IN"/>
+        </w:rPr>
+        <w:t xml:space="preserve"> Nginx on an EC2 server</w:t>
+      </w:r>
+      <w:r>
+        <w:rPr>
+          <w:rFonts w:ascii="Times New Roman" w:eastAsia="Times New Roman" w:hAnsi="Times New Roman" w:cs="Times New Roman"/>
+          <w:color w:val="1D1C1D"/>
+          <w:sz w:val="24"/>
+          <w:szCs w:val="24"/>
+          <w:lang w:eastAsia="en-IN"/>
+        </w:rPr>
+        <w:t>.</w:t>
+      </w:r>
+    </w:p>
+    <w:p>
+      <w:pPr>
+        <w:spacing w:before="30" w:after="30" w:line="240" w:lineRule="auto"/>
+        <w:ind w:firstLine="360"/>
+        <w:rPr>
+          <w:rFonts w:ascii="Times New Roman" w:eastAsia="Times New Roman" w:hAnsi="Times New Roman" w:cs="Times New Roman"/>
+          <w:b/>
+          <w:color w:val="1D1C1D"/>
+          <w:sz w:val="24"/>
+          <w:szCs w:val="24"/>
+          <w:lang w:eastAsia="en-IN"/>
+        </w:rPr>
+      </w:pPr>
+      <w:proofErr w:type="gramStart"/>
+      <w:r>
+        <w:rPr>
+          <w:rFonts w:ascii="Times New Roman" w:eastAsia="Times New Roman" w:hAnsi="Times New Roman" w:cs="Times New Roman"/>
+          <w:b/>
+          <w:color w:val="1D1C1D"/>
+          <w:sz w:val="24"/>
+          <w:szCs w:val="24"/>
+          <w:lang w:eastAsia="en-IN"/>
+        </w:rPr>
+        <w:t xml:space="preserve">Scripting </w:t>
+      </w:r>
+      <w:r>
+        <w:rPr>
+          <w:rFonts w:ascii="Times New Roman" w:eastAsia="Times New Roman" w:hAnsi="Times New Roman" w:cs="Times New Roman"/>
+          <w:b/>
+          <w:color w:val="1D1C1D"/>
+          <w:sz w:val="24"/>
+          <w:szCs w:val="24"/>
+          <w:lang w:eastAsia="en-IN"/>
+        </w:rPr>
+        <w:t>:</w:t>
+      </w:r>
+      <w:proofErr w:type="gramEnd"/>
+    </w:p>
+    <w:p>
+      <w:pPr>
+        <w:spacing w:before="30" w:after="30" w:line="240" w:lineRule="auto"/>
+        <w:ind w:firstLine="360"/>
+        <w:rPr>
+          <w:rFonts w:ascii="Times New Roman" w:eastAsia="Times New Roman" w:hAnsi="Times New Roman" w:cs="Times New Roman"/>
+          <w:b/>
+          <w:color w:val="1D1C1D"/>
+          <w:sz w:val="24"/>
+          <w:szCs w:val="24"/>
+          <w:lang w:eastAsia="en-IN"/>
+        </w:rPr>
+      </w:pPr>
+      <w:proofErr w:type="gramStart"/>
+      <w:r>
+        <w:rPr>
+          <w:rFonts w:ascii="Times New Roman" w:eastAsia="Times New Roman" w:hAnsi="Times New Roman" w:cs="Times New Roman"/>
+          <w:b/>
+          <w:color w:val="1D1C1D"/>
+          <w:sz w:val="24"/>
+          <w:szCs w:val="24"/>
+          <w:lang w:eastAsia="en-IN"/>
+        </w:rPr>
+        <w:t>#!/</w:t>
+      </w:r>
+      <w:proofErr w:type="gramEnd"/>
+      <w:r>
+        <w:rPr>
+          <w:rFonts w:ascii="Times New Roman" w:eastAsia="Times New Roman" w:hAnsi="Times New Roman" w:cs="Times New Roman"/>
+          <w:b/>
+          <w:color w:val="1D1C1D"/>
+          <w:sz w:val="24"/>
+          <w:szCs w:val="24"/>
+          <w:lang w:eastAsia="en-IN"/>
+        </w:rPr>
+        <w:t>bin/bash</w:t>
+      </w:r>
+    </w:p>
+    <w:p>
+      <w:pPr>
+        <w:spacing w:before="30" w:after="30" w:line="240" w:lineRule="auto"/>
+        <w:ind w:firstLine="360"/>
+        <w:rPr>
+          <w:rFonts w:ascii="Times New Roman" w:eastAsia="Times New Roman" w:hAnsi="Times New Roman" w:cs="Times New Roman"/>
+          <w:b/>
+          <w:color w:val="1D1C1D"/>
+          <w:sz w:val="24"/>
+          <w:szCs w:val="24"/>
+          <w:lang w:eastAsia="en-IN"/>
+        </w:rPr>
+      </w:pPr>
+    </w:p>
+    <w:p>
+      <w:pPr>
+        <w:spacing w:before="30" w:after="30" w:line="240" w:lineRule="auto"/>
+        <w:ind w:firstLine="360"/>
+        <w:rPr>
+          <w:rFonts w:ascii="Times New Roman" w:eastAsia="Times New Roman" w:hAnsi="Times New Roman" w:cs="Times New Roman"/>
+          <w:b/>
+          <w:color w:val="1D1C1D"/>
+          <w:sz w:val="24"/>
+          <w:szCs w:val="24"/>
+          <w:lang w:eastAsia="en-IN"/>
+        </w:rPr>
+      </w:pPr>
+      <w:r>
+        <w:rPr>
+          <w:rFonts w:ascii="Times New Roman" w:eastAsia="Times New Roman" w:hAnsi="Times New Roman" w:cs="Times New Roman"/>
+          <w:b/>
+          <w:color w:val="1D1C1D"/>
+          <w:sz w:val="24"/>
+          <w:szCs w:val="24"/>
+          <w:lang w:eastAsia="en-IN"/>
+        </w:rPr>
+        <w:t>echo "Updating system packages..."</w:t>
+      </w:r>
+    </w:p>
+    <w:p>
+      <w:pPr>
+        <w:spacing w:before="30" w:after="30" w:line="240" w:lineRule="auto"/>
+        <w:ind w:firstLine="360"/>
+        <w:rPr>
+          <w:rFonts w:ascii="Times New Roman" w:eastAsia="Times New Roman" w:hAnsi="Times New Roman" w:cs="Times New Roman"/>
+          <w:b/>
+          <w:color w:val="1D1C1D"/>
+          <w:sz w:val="24"/>
+          <w:szCs w:val="24"/>
+          <w:lang w:eastAsia="en-IN"/>
+        </w:rPr>
+      </w:pPr>
+      <w:proofErr w:type="spellStart"/>
+      <w:r>
+        <w:rPr>
+          <w:rFonts w:ascii="Times New Roman" w:eastAsia="Times New Roman" w:hAnsi="Times New Roman" w:cs="Times New Roman"/>
+          <w:b/>
+          <w:color w:val="1D1C1D"/>
+          <w:sz w:val="24"/>
+          <w:szCs w:val="24"/>
+          <w:lang w:eastAsia="en-IN"/>
+        </w:rPr>
+        <w:t>sudo</w:t>
+      </w:r>
+      <w:proofErr w:type="spellEnd"/>
+      <w:r>
+        <w:rPr>
+          <w:rFonts w:ascii="Times New Roman" w:eastAsia="Times New Roman" w:hAnsi="Times New Roman" w:cs="Times New Roman"/>
+          <w:b/>
+          <w:color w:val="1D1C1D"/>
+          <w:sz w:val="24"/>
+          <w:szCs w:val="24"/>
+          <w:lang w:eastAsia="en-IN"/>
+        </w:rPr>
+        <w:t xml:space="preserve"> yum update -y</w:t>
+      </w:r>
+    </w:p>
+    <w:p>
+      <w:pPr>
+        <w:spacing w:before="30" w:after="30" w:line="240" w:lineRule="auto"/>
+        <w:rPr>
+          <w:rFonts w:ascii="Times New Roman" w:eastAsia="Times New Roman" w:hAnsi="Times New Roman" w:cs="Times New Roman"/>
+          <w:b/>
+          <w:color w:val="1D1C1D"/>
+          <w:sz w:val="24"/>
+          <w:szCs w:val="24"/>
+          <w:lang w:eastAsia="en-IN"/>
+        </w:rPr>
+      </w:pPr>
+    </w:p>
+    <w:p>
+      <w:pPr>
+        <w:spacing w:before="30" w:after="30" w:line="240" w:lineRule="auto"/>
+        <w:ind w:firstLine="360"/>
+        <w:rPr>
+          <w:rFonts w:ascii="Times New Roman" w:eastAsia="Times New Roman" w:hAnsi="Times New Roman" w:cs="Times New Roman"/>
+          <w:b/>
+          <w:color w:val="1D1C1D"/>
+          <w:sz w:val="24"/>
+          <w:szCs w:val="24"/>
+          <w:lang w:eastAsia="en-IN"/>
+        </w:rPr>
+      </w:pPr>
+      <w:r>
+        <w:rPr>
+          <w:rFonts w:ascii="Times New Roman" w:eastAsia="Times New Roman" w:hAnsi="Times New Roman" w:cs="Times New Roman"/>
+          <w:b/>
+          <w:color w:val="1D1C1D"/>
+          <w:sz w:val="24"/>
+          <w:szCs w:val="24"/>
+          <w:lang w:eastAsia="en-IN"/>
+        </w:rPr>
+        <w:t>echo "Installing Nginx..."</w:t>
+      </w:r>
+    </w:p>
+    <w:p>
+      <w:pPr>
+        <w:spacing w:before="30" w:after="30" w:line="240" w:lineRule="auto"/>
+        <w:ind w:firstLine="360"/>
+        <w:rPr>
+          <w:rFonts w:ascii="Times New Roman" w:eastAsia="Times New Roman" w:hAnsi="Times New Roman" w:cs="Times New Roman"/>
+          <w:b/>
+          <w:color w:val="1D1C1D"/>
+          <w:sz w:val="24"/>
+          <w:szCs w:val="24"/>
+          <w:lang w:eastAsia="en-IN"/>
+        </w:rPr>
+      </w:pPr>
+      <w:proofErr w:type="spellStart"/>
+      <w:r>
+        <w:rPr>
+          <w:rFonts w:ascii="Times New Roman" w:eastAsia="Times New Roman" w:hAnsi="Times New Roman" w:cs="Times New Roman"/>
+          <w:b/>
+          <w:color w:val="1D1C1D"/>
+          <w:sz w:val="24"/>
+          <w:szCs w:val="24"/>
+          <w:lang w:eastAsia="en-IN"/>
+        </w:rPr>
+        <w:t>sudo</w:t>
+      </w:r>
+      <w:proofErr w:type="spellEnd"/>
+      <w:r>
+        <w:rPr>
+          <w:rFonts w:ascii="Times New Roman" w:eastAsia="Times New Roman" w:hAnsi="Times New Roman" w:cs="Times New Roman"/>
+          <w:b/>
+          <w:color w:val="1D1C1D"/>
+          <w:sz w:val="24"/>
+          <w:szCs w:val="24"/>
+          <w:lang w:eastAsia="en-IN"/>
+        </w:rPr>
+        <w:t xml:space="preserve"> yum install -y </w:t>
+      </w:r>
+      <w:proofErr w:type="spellStart"/>
+      <w:r>
+        <w:rPr>
+          <w:rFonts w:ascii="Times New Roman" w:eastAsia="Times New Roman" w:hAnsi="Times New Roman" w:cs="Times New Roman"/>
+          <w:b/>
+          <w:color w:val="1D1C1D"/>
+          <w:sz w:val="24"/>
+          <w:szCs w:val="24"/>
+          <w:lang w:eastAsia="en-IN"/>
+        </w:rPr>
+        <w:t>nginx</w:t>
+      </w:r>
+      <w:proofErr w:type="spellEnd"/>
+    </w:p>
+    <w:p>
+      <w:pPr>
+        <w:spacing w:before="30" w:after="30" w:line="240" w:lineRule="auto"/>
+        <w:ind w:firstLine="360"/>
+        <w:rPr>
+          <w:rFonts w:ascii="Times New Roman" w:eastAsia="Times New Roman" w:hAnsi="Times New Roman" w:cs="Times New Roman"/>
+          <w:b/>
+          <w:color w:val="1D1C1D"/>
+          <w:sz w:val="24"/>
+          <w:szCs w:val="24"/>
+          <w:lang w:eastAsia="en-IN"/>
+        </w:rPr>
+      </w:pPr>
+    </w:p>
+    <w:p>
+      <w:pPr>
+        <w:spacing w:before="30" w:after="30" w:line="240" w:lineRule="auto"/>
+        <w:ind w:firstLine="360"/>
+        <w:rPr>
+          <w:rFonts w:ascii="Times New Roman" w:eastAsia="Times New Roman" w:hAnsi="Times New Roman" w:cs="Times New Roman"/>
+          <w:b/>
+          <w:color w:val="1D1C1D"/>
+          <w:sz w:val="24"/>
+          <w:szCs w:val="24"/>
+          <w:lang w:eastAsia="en-IN"/>
+        </w:rPr>
+      </w:pPr>
+      <w:r>
+        <w:rPr>
+          <w:rFonts w:ascii="Times New Roman" w:eastAsia="Times New Roman" w:hAnsi="Times New Roman" w:cs="Times New Roman"/>
+          <w:b/>
+          <w:color w:val="1D1C1D"/>
+          <w:sz w:val="24"/>
+          <w:szCs w:val="24"/>
+          <w:lang w:eastAsia="en-IN"/>
+        </w:rPr>
+        <w:t>echo "Starting Nginx service..."</w:t>
+      </w:r>
+    </w:p>
+    <w:p>
+      <w:pPr>
+        <w:spacing w:before="30" w:after="30" w:line="240" w:lineRule="auto"/>
+        <w:ind w:firstLine="360"/>
+        <w:rPr>
+          <w:rFonts w:ascii="Times New Roman" w:eastAsia="Times New Roman" w:hAnsi="Times New Roman" w:cs="Times New Roman"/>
+          <w:b/>
+          <w:color w:val="1D1C1D"/>
+          <w:sz w:val="24"/>
+          <w:szCs w:val="24"/>
+          <w:lang w:eastAsia="en-IN"/>
+        </w:rPr>
+      </w:pPr>
+      <w:proofErr w:type="spellStart"/>
+      <w:r>
+        <w:rPr>
+          <w:rFonts w:ascii="Times New Roman" w:eastAsia="Times New Roman" w:hAnsi="Times New Roman" w:cs="Times New Roman"/>
+          <w:b/>
+          <w:color w:val="1D1C1D"/>
+          <w:sz w:val="24"/>
+          <w:szCs w:val="24"/>
+          <w:lang w:eastAsia="en-IN"/>
+        </w:rPr>
+        <w:t>sudo</w:t>
+      </w:r>
+      <w:proofErr w:type="spellEnd"/>
+      <w:r>
+        <w:rPr>
+          <w:rFonts w:ascii="Times New Roman" w:eastAsia="Times New Roman" w:hAnsi="Times New Roman" w:cs="Times New Roman"/>
+          <w:b/>
+          <w:color w:val="1D1C1D"/>
+          <w:sz w:val="24"/>
+          <w:szCs w:val="24"/>
+          <w:lang w:eastAsia="en-IN"/>
+        </w:rPr>
+        <w:t xml:space="preserve"> </w:t>
+      </w:r>
+      <w:proofErr w:type="spellStart"/>
+      <w:r>
+        <w:rPr>
+          <w:rFonts w:ascii="Times New Roman" w:eastAsia="Times New Roman" w:hAnsi="Times New Roman" w:cs="Times New Roman"/>
+          <w:b/>
+          <w:color w:val="1D1C1D"/>
+          <w:sz w:val="24"/>
+          <w:szCs w:val="24"/>
+          <w:lang w:eastAsia="en-IN"/>
+        </w:rPr>
+        <w:t>systemctl</w:t>
+      </w:r>
+      <w:proofErr w:type="spellEnd"/>
+      <w:r>
+        <w:rPr>
+          <w:rFonts w:ascii="Times New Roman" w:eastAsia="Times New Roman" w:hAnsi="Times New Roman" w:cs="Times New Roman"/>
+          <w:b/>
+          <w:color w:val="1D1C1D"/>
+          <w:sz w:val="24"/>
+          <w:szCs w:val="24"/>
+          <w:lang w:eastAsia="en-IN"/>
+        </w:rPr>
+        <w:t xml:space="preserve"> start </w:t>
+      </w:r>
+      <w:proofErr w:type="spellStart"/>
+      <w:r>
+        <w:rPr>
+          <w:rFonts w:ascii="Times New Roman" w:eastAsia="Times New Roman" w:hAnsi="Times New Roman" w:cs="Times New Roman"/>
+          <w:b/>
+          <w:color w:val="1D1C1D"/>
+          <w:sz w:val="24"/>
+          <w:szCs w:val="24"/>
+          <w:lang w:eastAsia="en-IN"/>
+        </w:rPr>
+        <w:t>nginx</w:t>
+      </w:r>
+      <w:proofErr w:type="spellEnd"/>
+    </w:p>
+    <w:p>
+      <w:pPr>
+        <w:spacing w:before="30" w:after="30" w:line="240" w:lineRule="auto"/>
+        <w:ind w:firstLine="360"/>
+        <w:rPr>
+          <w:rFonts w:ascii="Times New Roman" w:eastAsia="Times New Roman" w:hAnsi="Times New Roman" w:cs="Times New Roman"/>
+          <w:b/>
+          <w:color w:val="1D1C1D"/>
+          <w:sz w:val="24"/>
+          <w:szCs w:val="24"/>
+          <w:lang w:eastAsia="en-IN"/>
+        </w:rPr>
+      </w:pPr>
+    </w:p>
+    <w:p>
+      <w:pPr>
+        <w:spacing w:before="30" w:after="30" w:line="240" w:lineRule="auto"/>
+        <w:ind w:firstLine="360"/>
+        <w:rPr>
+          <w:rFonts w:ascii="Times New Roman" w:eastAsia="Times New Roman" w:hAnsi="Times New Roman" w:cs="Times New Roman"/>
+          <w:b/>
+          <w:color w:val="1D1C1D"/>
+          <w:sz w:val="24"/>
+          <w:szCs w:val="24"/>
+          <w:lang w:eastAsia="en-IN"/>
+        </w:rPr>
+      </w:pPr>
+      <w:r>
+        <w:rPr>
+          <w:rFonts w:ascii="Times New Roman" w:eastAsia="Times New Roman" w:hAnsi="Times New Roman" w:cs="Times New Roman"/>
+          <w:b/>
+          <w:color w:val="1D1C1D"/>
+          <w:sz w:val="24"/>
+          <w:szCs w:val="24"/>
+          <w:lang w:eastAsia="en-IN"/>
+        </w:rPr>
+        <w:t>echo "Enabling Nginx to start on boot..."</w:t>
+      </w:r>
+    </w:p>
+    <w:p>
+      <w:pPr>
+        <w:spacing w:before="30" w:after="30" w:line="240" w:lineRule="auto"/>
+        <w:ind w:firstLine="360"/>
+        <w:rPr>
+          <w:rFonts w:ascii="Times New Roman" w:eastAsia="Times New Roman" w:hAnsi="Times New Roman" w:cs="Times New Roman"/>
+          <w:b/>
+          <w:color w:val="1D1C1D"/>
+          <w:sz w:val="24"/>
+          <w:szCs w:val="24"/>
+          <w:lang w:eastAsia="en-IN"/>
+        </w:rPr>
+      </w:pPr>
+      <w:proofErr w:type="spellStart"/>
+      <w:r>
+        <w:rPr>
+          <w:rFonts w:ascii="Times New Roman" w:eastAsia="Times New Roman" w:hAnsi="Times New Roman" w:cs="Times New Roman"/>
+          <w:b/>
+          <w:color w:val="1D1C1D"/>
+          <w:sz w:val="24"/>
+          <w:szCs w:val="24"/>
+          <w:lang w:eastAsia="en-IN"/>
+        </w:rPr>
+        <w:t>sudo</w:t>
+      </w:r>
+      <w:proofErr w:type="spellEnd"/>
+      <w:r>
+        <w:rPr>
+          <w:rFonts w:ascii="Times New Roman" w:eastAsia="Times New Roman" w:hAnsi="Times New Roman" w:cs="Times New Roman"/>
+          <w:b/>
+          <w:color w:val="1D1C1D"/>
+          <w:sz w:val="24"/>
+          <w:szCs w:val="24"/>
+          <w:lang w:eastAsia="en-IN"/>
+        </w:rPr>
+        <w:t xml:space="preserve"> </w:t>
+      </w:r>
+      <w:proofErr w:type="spellStart"/>
+      <w:r>
+        <w:rPr>
+          <w:rFonts w:ascii="Times New Roman" w:eastAsia="Times New Roman" w:hAnsi="Times New Roman" w:cs="Times New Roman"/>
+          <w:b/>
+          <w:color w:val="1D1C1D"/>
+          <w:sz w:val="24"/>
+          <w:szCs w:val="24"/>
+          <w:lang w:eastAsia="en-IN"/>
+        </w:rPr>
+        <w:t>systemctl</w:t>
+      </w:r>
+      <w:proofErr w:type="spellEnd"/>
+      <w:r>
+        <w:rPr>
+          <w:rFonts w:ascii="Times New Roman" w:eastAsia="Times New Roman" w:hAnsi="Times New Roman" w:cs="Times New Roman"/>
+          <w:b/>
+          <w:color w:val="1D1C1D"/>
+          <w:sz w:val="24"/>
+          <w:szCs w:val="24"/>
+          <w:lang w:eastAsia="en-IN"/>
+        </w:rPr>
+        <w:t xml:space="preserve"> enable </w:t>
+      </w:r>
+      <w:proofErr w:type="spellStart"/>
+      <w:r>
+        <w:rPr>
+          <w:rFonts w:ascii="Times New Roman" w:eastAsia="Times New Roman" w:hAnsi="Times New Roman" w:cs="Times New Roman"/>
+          <w:b/>
+          <w:color w:val="1D1C1D"/>
+          <w:sz w:val="24"/>
+          <w:szCs w:val="24"/>
+          <w:lang w:eastAsia="en-IN"/>
+        </w:rPr>
+        <w:t>nginx</w:t>
+      </w:r>
+      <w:proofErr w:type="spellEnd"/>
+    </w:p>
+    <w:p>
+      <w:pPr>
+        <w:spacing w:before="30" w:after="30" w:line="240" w:lineRule="auto"/>
+        <w:ind w:firstLine="360"/>
+        <w:rPr>
+          <w:rFonts w:ascii="Times New Roman" w:eastAsia="Times New Roman" w:hAnsi="Times New Roman" w:cs="Times New Roman"/>
+          <w:b/>
+          <w:color w:val="1D1C1D"/>
+          <w:sz w:val="24"/>
+          <w:szCs w:val="24"/>
+          <w:lang w:eastAsia="en-IN"/>
+        </w:rPr>
+      </w:pPr>
+    </w:p>
+    <w:p>
+      <w:pPr>
+        <w:spacing w:before="30" w:after="30" w:line="240" w:lineRule="auto"/>
+        <w:ind w:firstLine="360"/>
+        <w:rPr>
+          <w:rFonts w:ascii="Times New Roman" w:eastAsia="Times New Roman" w:hAnsi="Times New Roman" w:cs="Times New Roman"/>
+          <w:b/>
+          <w:color w:val="1D1C1D"/>
+          <w:sz w:val="24"/>
+          <w:szCs w:val="24"/>
+          <w:lang w:eastAsia="en-IN"/>
+        </w:rPr>
+      </w:pPr>
+      <w:r>
+        <w:rPr>
+          <w:rFonts w:ascii="Times New Roman" w:eastAsia="Times New Roman" w:hAnsi="Times New Roman" w:cs="Times New Roman"/>
+          <w:b/>
+          <w:color w:val="1D1C1D"/>
+          <w:sz w:val="24"/>
+          <w:szCs w:val="24"/>
+          <w:lang w:eastAsia="en-IN"/>
+        </w:rPr>
+        <w:t>echo "Checking Nginx status..."</w:t>
+      </w:r>
+    </w:p>
+    <w:p>
+      <w:pPr>
+        <w:spacing w:before="30" w:after="30" w:line="240" w:lineRule="auto"/>
+        <w:ind w:firstLine="360"/>
+        <w:rPr>
+          <w:rFonts w:ascii="Times New Roman" w:eastAsia="Times New Roman" w:hAnsi="Times New Roman" w:cs="Times New Roman"/>
+          <w:b/>
+          <w:color w:val="1D1C1D"/>
+          <w:sz w:val="24"/>
+          <w:szCs w:val="24"/>
+          <w:lang w:eastAsia="en-IN"/>
+        </w:rPr>
+      </w:pPr>
+      <w:proofErr w:type="spellStart"/>
+      <w:r>
+        <w:rPr>
+          <w:rFonts w:ascii="Times New Roman" w:eastAsia="Times New Roman" w:hAnsi="Times New Roman" w:cs="Times New Roman"/>
+          <w:b/>
+          <w:color w:val="1D1C1D"/>
+          <w:sz w:val="24"/>
+          <w:szCs w:val="24"/>
+          <w:lang w:eastAsia="en-IN"/>
+        </w:rPr>
+        <w:t>sudo</w:t>
+      </w:r>
+      <w:proofErr w:type="spellEnd"/>
+      <w:r>
+        <w:rPr>
+          <w:rFonts w:ascii="Times New Roman" w:eastAsia="Times New Roman" w:hAnsi="Times New Roman" w:cs="Times New Roman"/>
+          <w:b/>
+          <w:color w:val="1D1C1D"/>
+          <w:sz w:val="24"/>
+          <w:szCs w:val="24"/>
+          <w:lang w:eastAsia="en-IN"/>
+        </w:rPr>
+        <w:t xml:space="preserve"> </w:t>
+      </w:r>
+      <w:proofErr w:type="spellStart"/>
+      <w:r>
+        <w:rPr>
+          <w:rFonts w:ascii="Times New Roman" w:eastAsia="Times New Roman" w:hAnsi="Times New Roman" w:cs="Times New Roman"/>
+          <w:b/>
+          <w:color w:val="1D1C1D"/>
+          <w:sz w:val="24"/>
+          <w:szCs w:val="24"/>
+          <w:lang w:eastAsia="en-IN"/>
+        </w:rPr>
+        <w:t>systemctl</w:t>
+      </w:r>
+      <w:proofErr w:type="spellEnd"/>
+      <w:r>
+        <w:rPr>
+          <w:rFonts w:ascii="Times New Roman" w:eastAsia="Times New Roman" w:hAnsi="Times New Roman" w:cs="Times New Roman"/>
+          <w:b/>
+          <w:color w:val="1D1C1D"/>
+          <w:sz w:val="24"/>
+          <w:szCs w:val="24"/>
+          <w:lang w:eastAsia="en-IN"/>
+        </w:rPr>
+        <w:t xml:space="preserve"> status </w:t>
+      </w:r>
+      <w:proofErr w:type="spellStart"/>
+      <w:r>
+        <w:rPr>
+          <w:rFonts w:ascii="Times New Roman" w:eastAsia="Times New Roman" w:hAnsi="Times New Roman" w:cs="Times New Roman"/>
+          <w:b/>
+          <w:color w:val="1D1C1D"/>
+          <w:sz w:val="24"/>
+          <w:szCs w:val="24"/>
+          <w:lang w:eastAsia="en-IN"/>
+        </w:rPr>
+        <w:t>nginx</w:t>
+      </w:r>
+      <w:proofErr w:type="spellEnd"/>
+      <w:r>
+        <w:rPr>
+          <w:rFonts w:ascii="Times New Roman" w:eastAsia="Times New Roman" w:hAnsi="Times New Roman" w:cs="Times New Roman"/>
+          <w:b/>
+          <w:color w:val="1D1C1D"/>
+          <w:sz w:val="24"/>
+          <w:szCs w:val="24"/>
+          <w:lang w:eastAsia="en-IN"/>
+        </w:rPr>
+        <w:t xml:space="preserve"> --no-pager</w:t>
+      </w:r>
+    </w:p>
+    <w:p>
+      <w:pPr>
+        <w:spacing w:before="30" w:after="30" w:line="240" w:lineRule="auto"/>
+        <w:ind w:firstLine="360"/>
+        <w:rPr>
+          <w:rFonts w:ascii="Times New Roman" w:eastAsia="Times New Roman" w:hAnsi="Times New Roman" w:cs="Times New Roman"/>
+          <w:b/>
+          <w:color w:val="1D1C1D"/>
+          <w:sz w:val="24"/>
+          <w:szCs w:val="24"/>
+          <w:lang w:eastAsia="en-IN"/>
+        </w:rPr>
+      </w:pPr>
+    </w:p>
+    <w:p>
+      <w:pPr>
+        <w:spacing w:before="30" w:after="30" w:line="240" w:lineRule="auto"/>
+        <w:ind w:firstLine="360"/>
+        <w:rPr>
+          <w:rFonts w:ascii="Times New Roman" w:eastAsia="Times New Roman" w:hAnsi="Times New Roman" w:cs="Times New Roman"/>
+          <w:b/>
+          <w:color w:val="1D1C1D"/>
+          <w:sz w:val="24"/>
+          <w:szCs w:val="24"/>
+          <w:lang w:eastAsia="en-IN"/>
+        </w:rPr>
+      </w:pPr>
+      <w:r>
+        <w:rPr>
+          <w:rFonts w:ascii="Times New Roman" w:eastAsia="Times New Roman" w:hAnsi="Times New Roman" w:cs="Times New Roman"/>
+          <w:b/>
+          <w:color w:val="1D1C1D"/>
+          <w:sz w:val="24"/>
+          <w:szCs w:val="24"/>
+          <w:lang w:eastAsia="en-IN"/>
+        </w:rPr>
+        <w:t>echo "Installation completed."</w:t>
+      </w:r>
+    </w:p>
+    <w:p>
+      <w:pPr>
+        <w:spacing w:before="30" w:after="30" w:line="240" w:lineRule="auto"/>
+        <w:ind w:firstLine="360"/>
+        <w:rPr>
+          <w:rFonts w:ascii="Times New Roman" w:eastAsia="Times New Roman" w:hAnsi="Times New Roman" w:cs="Times New Roman"/>
+          <w:b/>
+          <w:color w:val="1D1C1D"/>
+          <w:sz w:val="24"/>
+          <w:szCs w:val="24"/>
+          <w:lang w:eastAsia="en-IN"/>
+        </w:rPr>
+      </w:pPr>
+    </w:p>
+    <w:p>
+      <w:pPr>
+        <w:spacing w:before="30" w:after="30" w:line="240" w:lineRule="auto"/>
+        <w:ind w:firstLine="360"/>
+        <w:rPr>
+          <w:rFonts w:ascii="Times New Roman" w:eastAsia="Times New Roman" w:hAnsi="Times New Roman" w:cs="Times New Roman"/>
+          <w:b/>
+          <w:color w:val="1D1C1D"/>
+          <w:sz w:val="24"/>
+          <w:szCs w:val="24"/>
+          <w:lang w:eastAsia="en-IN"/>
+        </w:rPr>
+      </w:pPr>
+      <w:r>
+        <w:rPr>
+          <w:rFonts w:ascii="Times New Roman" w:eastAsia="Times New Roman" w:hAnsi="Times New Roman" w:cs="Times New Roman"/>
+          <w:b/>
+          <w:color w:val="1D1C1D"/>
+          <w:sz w:val="24"/>
+          <w:szCs w:val="24"/>
+          <w:lang w:eastAsia="en-IN"/>
+        </w:rPr>
+        <w:t>echo "Nginx Version:"</w:t>
+      </w:r>
+    </w:p>
+    <w:p>
+      <w:pPr>
+        <w:spacing w:before="30" w:after="30" w:line="240" w:lineRule="auto"/>
+        <w:ind w:firstLine="360"/>
+        <w:rPr>
+          <w:rFonts w:ascii="Times New Roman" w:eastAsia="Times New Roman" w:hAnsi="Times New Roman" w:cs="Times New Roman"/>
+          <w:b/>
+          <w:color w:val="1D1C1D"/>
+          <w:sz w:val="24"/>
+          <w:szCs w:val="24"/>
+          <w:lang w:eastAsia="en-IN"/>
+        </w:rPr>
+      </w:pPr>
+      <w:proofErr w:type="spellStart"/>
+      <w:r>
+        <w:rPr>
+          <w:rFonts w:ascii="Times New Roman" w:eastAsia="Times New Roman" w:hAnsi="Times New Roman" w:cs="Times New Roman"/>
+          <w:b/>
+          <w:color w:val="1D1C1D"/>
+          <w:sz w:val="24"/>
+          <w:szCs w:val="24"/>
+          <w:lang w:eastAsia="en-IN"/>
+        </w:rPr>
+        <w:t>nginx</w:t>
+      </w:r>
+      <w:proofErr w:type="spellEnd"/>
+      <w:r>
+        <w:rPr>
+          <w:rFonts w:ascii="Times New Roman" w:eastAsia="Times New Roman" w:hAnsi="Times New Roman" w:cs="Times New Roman"/>
+          <w:b/>
+          <w:color w:val="1D1C1D"/>
+          <w:sz w:val="24"/>
+          <w:szCs w:val="24"/>
+          <w:lang w:eastAsia="en-IN"/>
+        </w:rPr>
+        <w:t xml:space="preserve"> -v</w:t>
+      </w:r>
+    </w:p>
+    <w:p>
+      <w:pPr>
+        <w:spacing w:before="30" w:after="30" w:line="240" w:lineRule="auto"/>
+        <w:ind w:firstLine="360"/>
+        <w:rPr>
+          <w:rFonts w:ascii="Times New Roman" w:eastAsia="Times New Roman" w:hAnsi="Times New Roman" w:cs="Times New Roman"/>
+          <w:b/>
+          <w:color w:val="1D1C1D"/>
+          <w:sz w:val="24"/>
+          <w:szCs w:val="24"/>
+          <w:lang w:eastAsia="en-IN"/>
+        </w:rPr>
+      </w:pPr>
+      <w:r>
+        <w:rPr>
+          <w:noProof/>
+        </w:rPr>
+        <w:lastRenderedPageBreak/>
+        <w:drawing>
+          <wp:inline distT="0" distB="0" distL="0" distR="0" wp14:anchorId="0FEA59B0" wp14:editId="59D9F621">
+            <wp:extent cx="5731510" cy="3560445"/>
+            <wp:effectExtent l="0" t="0" r="2540" b="1905"/>
+            <wp:docPr id="5" name="Picture 5"/>
+            <wp:cNvGraphicFramePr>
+              <a:graphicFrameLocks xmlns:a="http://schemas.openxmlformats.org/drawingml/2006/main" noChangeAspect="1"/>
+            </wp:cNvGraphicFramePr>
+            <a:graphic xmlns:a="http://schemas.openxmlformats.org/drawingml/2006/main">
+              <a:graphicData uri="http://schemas.openxmlformats.org/drawingml/2006/picture">
+                <pic:pic xmlns:pic="http://schemas.openxmlformats.org/drawingml/2006/picture">
+                  <pic:nvPicPr>
+                    <pic:cNvPr id="1" name=""/>
+                    <pic:cNvPicPr/>
+                  </pic:nvPicPr>
+                  <pic:blipFill>
+                    <a:blip r:embed="rId8"/>
+                    <a:stretch>
+                      <a:fillRect/>
+                    </a:stretch>
+                  </pic:blipFill>
+                  <pic:spPr>
+                    <a:xfrm>
+                      <a:off x="0" y="0"/>
+                      <a:ext cx="5731510" cy="3560445"/>
+                    </a:xfrm>
+                    <a:prstGeom prst="rect">
+                      <a:avLst/>
+                    </a:prstGeom>
+                  </pic:spPr>
+                </pic:pic>
+              </a:graphicData>
+            </a:graphic>
+          </wp:inline>
+        </w:drawing>
+      </w:r>
+    </w:p>
+    <w:p>
+      <w:pPr>
+        <w:spacing w:before="30" w:after="30" w:line="240" w:lineRule="auto"/>
+        <w:ind w:firstLine="360"/>
+        <w:rPr>
+          <w:rFonts w:ascii="Times New Roman" w:eastAsia="Times New Roman" w:hAnsi="Times New Roman" w:cs="Times New Roman"/>
+          <w:b/>
+          <w:color w:val="1D1C1D"/>
+          <w:sz w:val="24"/>
+          <w:szCs w:val="24"/>
+          <w:lang w:eastAsia="en-IN"/>
+        </w:rPr>
+      </w:pPr>
+    </w:p>
+    <w:p>
+      <w:pPr>
+        <w:spacing w:before="30" w:after="30" w:line="240" w:lineRule="auto"/>
+        <w:ind w:firstLine="360"/>
+        <w:rPr>
+          <w:rFonts w:ascii="Times New Roman" w:eastAsia="Times New Roman" w:hAnsi="Times New Roman" w:cs="Times New Roman"/>
+          <w:color w:val="1D1C1D"/>
+          <w:sz w:val="24"/>
+          <w:szCs w:val="24"/>
+          <w:lang w:eastAsia="en-IN"/>
+        </w:rPr>
+      </w:pPr>
+      <w:r>
+        <w:rPr>
+          <w:rFonts w:ascii="Times New Roman" w:eastAsia="Times New Roman" w:hAnsi="Times New Roman" w:cs="Times New Roman"/>
+          <w:color w:val="1D1C1D"/>
+          <w:sz w:val="24"/>
+          <w:szCs w:val="24"/>
+          <w:lang w:eastAsia="en-IN"/>
+        </w:rPr>
+        <w:t>5.</w:t>
+      </w:r>
+      <w:r>
+        <w:rPr>
+          <w:rFonts w:ascii="Times New Roman" w:eastAsia="Times New Roman" w:hAnsi="Times New Roman" w:cs="Times New Roman"/>
+          <w:color w:val="1D1C1D"/>
+          <w:sz w:val="24"/>
+          <w:szCs w:val="24"/>
+          <w:lang w:eastAsia="en-IN"/>
+        </w:rPr>
+        <w:t xml:space="preserve">Create a bash script </w:t>
+      </w:r>
+      <w:proofErr w:type="spellStart"/>
+      <w:r>
+        <w:rPr>
+          <w:rFonts w:ascii="Times New Roman" w:eastAsia="Times New Roman" w:hAnsi="Times New Roman" w:cs="Times New Roman"/>
+          <w:color w:val="1D1C1D"/>
+          <w:sz w:val="24"/>
+          <w:szCs w:val="24"/>
+          <w:lang w:eastAsia="en-IN"/>
+        </w:rPr>
+        <w:t>to</w:t>
+      </w:r>
+      <w:r>
+        <w:rPr>
+          <w:rFonts w:ascii="Times New Roman" w:eastAsia="Times New Roman" w:hAnsi="Times New Roman" w:cs="Times New Roman"/>
+          <w:b/>
+          <w:bCs/>
+          <w:color w:val="1D1C1D"/>
+          <w:sz w:val="24"/>
+          <w:szCs w:val="24"/>
+          <w:lang w:eastAsia="en-IN"/>
+        </w:rPr>
+        <w:t>install</w:t>
+      </w:r>
+      <w:proofErr w:type="spellEnd"/>
+      <w:r>
+        <w:rPr>
+          <w:rFonts w:ascii="Times New Roman" w:eastAsia="Times New Roman" w:hAnsi="Times New Roman" w:cs="Times New Roman"/>
+          <w:b/>
+          <w:bCs/>
+          <w:color w:val="1D1C1D"/>
+          <w:sz w:val="24"/>
+          <w:szCs w:val="24"/>
+          <w:lang w:eastAsia="en-IN"/>
+        </w:rPr>
+        <w:t xml:space="preserve"> Apache Tomcat on an EC2 server</w:t>
+      </w:r>
+      <w:r>
+        <w:rPr>
+          <w:rFonts w:ascii="Times New Roman" w:eastAsia="Times New Roman" w:hAnsi="Times New Roman" w:cs="Times New Roman"/>
+          <w:color w:val="1D1C1D"/>
+          <w:sz w:val="24"/>
+          <w:szCs w:val="24"/>
+          <w:lang w:eastAsia="en-IN"/>
+        </w:rPr>
+        <w:t>.</w:t>
+      </w:r>
+    </w:p>
+    <w:p>
+      <w:pPr>
+        <w:spacing w:before="30" w:after="30" w:line="240" w:lineRule="auto"/>
+        <w:ind w:firstLine="360"/>
+        <w:rPr>
+          <w:rFonts w:ascii="Times New Roman" w:eastAsia="Times New Roman" w:hAnsi="Times New Roman" w:cs="Times New Roman"/>
+          <w:color w:val="1D1C1D"/>
+          <w:sz w:val="24"/>
+          <w:szCs w:val="24"/>
+          <w:lang w:eastAsia="en-IN"/>
+        </w:rPr>
+      </w:pPr>
+      <w:r>
+        <w:rPr>
+          <w:noProof/>
+        </w:rPr>
+        <w:drawing>
+          <wp:inline distT="0" distB="0" distL="0" distR="0" wp14:anchorId="69B7C192" wp14:editId="1BAE14F8">
+            <wp:extent cx="5731510" cy="1849755"/>
+            <wp:effectExtent l="0" t="0" r="2540" b="0"/>
+            <wp:docPr id="6" name="Picture 6"/>
+            <wp:cNvGraphicFramePr>
+              <a:graphicFrameLocks xmlns:a="http://schemas.openxmlformats.org/drawingml/2006/main" noChangeAspect="1"/>
+            </wp:cNvGraphicFramePr>
+            <a:graphic xmlns:a="http://schemas.openxmlformats.org/drawingml/2006/main">
+              <a:graphicData uri="http://schemas.openxmlformats.org/drawingml/2006/picture">
+                <pic:pic xmlns:pic="http://schemas.openxmlformats.org/drawingml/2006/picture">
+                  <pic:nvPicPr>
+                    <pic:cNvPr id="1" name=""/>
+                    <pic:cNvPicPr/>
+                  </pic:nvPicPr>
+                  <pic:blipFill>
+                    <a:blip r:embed="rId9"/>
+                    <a:stretch>
+                      <a:fillRect/>
+                    </a:stretch>
+                  </pic:blipFill>
+                  <pic:spPr>
+                    <a:xfrm>
+                      <a:off x="0" y="0"/>
+                      <a:ext cx="5731510" cy="1849755"/>
+                    </a:xfrm>
+                    <a:prstGeom prst="rect">
+                      <a:avLst/>
+                    </a:prstGeom>
+                  </pic:spPr>
+                </pic:pic>
+              </a:graphicData>
+            </a:graphic>
+          </wp:inline>
+        </w:drawing>
+      </w:r>
+    </w:p>
+    <w:p>
+      <w:pPr>
+        <w:spacing w:before="30" w:after="30" w:line="240" w:lineRule="auto"/>
+        <w:ind w:firstLine="360"/>
+        <w:rPr>
+          <w:rFonts w:ascii="Times New Roman" w:eastAsia="Times New Roman" w:hAnsi="Times New Roman" w:cs="Times New Roman"/>
+          <w:color w:val="1D1C1D"/>
+          <w:sz w:val="24"/>
+          <w:szCs w:val="24"/>
+          <w:lang w:eastAsia="en-IN"/>
+        </w:rPr>
+      </w:pPr>
+    </w:p>
+    <w:p>
+      <w:pPr>
+        <w:spacing w:before="30" w:after="30" w:line="240" w:lineRule="auto"/>
+        <w:ind w:firstLine="360"/>
+        <w:rPr>
+          <w:rFonts w:ascii="Times New Roman" w:eastAsia="Times New Roman" w:hAnsi="Times New Roman" w:cs="Times New Roman"/>
+          <w:color w:val="1D1C1D"/>
+          <w:sz w:val="24"/>
+          <w:szCs w:val="24"/>
+          <w:lang w:eastAsia="en-IN"/>
+        </w:rPr>
+      </w:pPr>
+      <w:r>
+        <w:rPr>
+          <w:noProof/>
+        </w:rPr>
+        <w:drawing>
+          <wp:inline distT="0" distB="0" distL="0" distR="0" wp14:anchorId="2AA7E67A" wp14:editId="1DE8B116">
+            <wp:extent cx="5731510" cy="1568450"/>
+            <wp:effectExtent l="0" t="0" r="2540" b="0"/>
+            <wp:docPr id="8" name="Picture 8"/>
+            <wp:cNvGraphicFramePr>
+              <a:graphicFrameLocks xmlns:a="http://schemas.openxmlformats.org/drawingml/2006/main" noChangeAspect="1"/>
+            </wp:cNvGraphicFramePr>
+            <a:graphic xmlns:a="http://schemas.openxmlformats.org/drawingml/2006/main">
+              <a:graphicData uri="http://schemas.openxmlformats.org/drawingml/2006/picture">
+                <pic:pic xmlns:pic="http://schemas.openxmlformats.org/drawingml/2006/picture">
+                  <pic:nvPicPr>
+                    <pic:cNvPr id="1" name=""/>
+                    <pic:cNvPicPr/>
+                  </pic:nvPicPr>
+                  <pic:blipFill>
+                    <a:blip r:embed="rId10"/>
+                    <a:stretch>
+                      <a:fillRect/>
+                    </a:stretch>
+                  </pic:blipFill>
+                  <pic:spPr>
+                    <a:xfrm>
+                      <a:off x="0" y="0"/>
+                      <a:ext cx="5731510" cy="1568450"/>
+                    </a:xfrm>
+                    <a:prstGeom prst="rect">
+                      <a:avLst/>
+                    </a:prstGeom>
+                  </pic:spPr>
+                </pic:pic>
+              </a:graphicData>
+            </a:graphic>
+          </wp:inline>
+        </w:drawing>
+      </w:r>
+    </w:p>
+    <w:p>
+      <w:pPr>
+        <w:spacing w:before="30" w:after="30" w:line="240" w:lineRule="auto"/>
+        <w:ind w:firstLine="360"/>
+        <w:rPr>
+          <w:rFonts w:ascii="Times New Roman" w:eastAsia="Times New Roman" w:hAnsi="Times New Roman" w:cs="Times New Roman"/>
+          <w:color w:val="1D1C1D"/>
+          <w:sz w:val="24"/>
+          <w:szCs w:val="24"/>
+          <w:lang w:eastAsia="en-IN"/>
+        </w:rPr>
+      </w:pPr>
+    </w:p>
+    <w:p>
+      <w:pPr>
+        <w:spacing w:before="30" w:after="30" w:line="240" w:lineRule="auto"/>
+        <w:ind w:left="360"/>
+        <w:rPr>
+          <w:rFonts w:ascii="Times New Roman" w:eastAsia="Times New Roman" w:hAnsi="Times New Roman" w:cs="Times New Roman"/>
+          <w:color w:val="1D1C1D"/>
+          <w:sz w:val="24"/>
+          <w:szCs w:val="24"/>
+          <w:lang w:eastAsia="en-IN"/>
+        </w:rPr>
+      </w:pPr>
+      <w:r>
+        <w:rPr>
+          <w:rFonts w:ascii="Times New Roman" w:eastAsia="Times New Roman" w:hAnsi="Times New Roman" w:cs="Times New Roman"/>
+          <w:color w:val="1D1C1D"/>
+          <w:sz w:val="24"/>
+          <w:szCs w:val="24"/>
+          <w:lang w:eastAsia="en-IN"/>
+        </w:rPr>
+        <w:t>5.</w:t>
+      </w:r>
+      <w:r>
+        <w:rPr>
+          <w:rFonts w:ascii="Times New Roman" w:eastAsia="Times New Roman" w:hAnsi="Times New Roman" w:cs="Times New Roman"/>
+          <w:color w:val="1D1C1D"/>
+          <w:sz w:val="24"/>
+          <w:szCs w:val="24"/>
+          <w:lang w:eastAsia="en-IN"/>
+        </w:rPr>
+        <w:t xml:space="preserve">Create a bash script </w:t>
+      </w:r>
+      <w:proofErr w:type="spellStart"/>
+      <w:r>
+        <w:rPr>
+          <w:rFonts w:ascii="Times New Roman" w:eastAsia="Times New Roman" w:hAnsi="Times New Roman" w:cs="Times New Roman"/>
+          <w:color w:val="1D1C1D"/>
+          <w:sz w:val="24"/>
+          <w:szCs w:val="24"/>
+          <w:lang w:eastAsia="en-IN"/>
+        </w:rPr>
+        <w:t>to</w:t>
+      </w:r>
+      <w:r>
+        <w:rPr>
+          <w:rFonts w:ascii="Times New Roman" w:eastAsia="Times New Roman" w:hAnsi="Times New Roman" w:cs="Times New Roman"/>
+          <w:b/>
+          <w:bCs/>
+          <w:color w:val="1D1C1D"/>
+          <w:sz w:val="24"/>
+          <w:szCs w:val="24"/>
+          <w:lang w:eastAsia="en-IN"/>
+        </w:rPr>
+        <w:t>check</w:t>
+      </w:r>
+      <w:proofErr w:type="spellEnd"/>
+      <w:r>
+        <w:rPr>
+          <w:rFonts w:ascii="Times New Roman" w:eastAsia="Times New Roman" w:hAnsi="Times New Roman" w:cs="Times New Roman"/>
+          <w:b/>
+          <w:bCs/>
+          <w:color w:val="1D1C1D"/>
+          <w:sz w:val="24"/>
+          <w:szCs w:val="24"/>
+          <w:lang w:eastAsia="en-IN"/>
+        </w:rPr>
+        <w:t xml:space="preserve"> if the Nginx service is running</w:t>
+      </w:r>
+      <w:r>
+        <w:rPr>
+          <w:rFonts w:ascii="Times New Roman" w:eastAsia="Times New Roman" w:hAnsi="Times New Roman" w:cs="Times New Roman"/>
+          <w:color w:val="1D1C1D"/>
+          <w:sz w:val="24"/>
+          <w:szCs w:val="24"/>
+          <w:lang w:eastAsia="en-IN"/>
+        </w:rPr>
+        <w:t>, if not running then script should start the service.</w:t>
+      </w:r>
+    </w:p>
+    <w:p>
+      <w:pPr>
+        <w:spacing w:before="30" w:after="30" w:line="240" w:lineRule="auto"/>
+        <w:ind w:left="360"/>
+        <w:rPr>
+          <w:rFonts w:ascii="Times New Roman" w:eastAsia="Times New Roman" w:hAnsi="Times New Roman" w:cs="Times New Roman"/>
+          <w:color w:val="1D1C1D"/>
+          <w:sz w:val="24"/>
+          <w:szCs w:val="24"/>
+          <w:lang w:eastAsia="en-IN"/>
+        </w:rPr>
+      </w:pPr>
+      <w:r>
+        <w:rPr>
+          <w:noProof/>
+        </w:rPr>
+        <w:lastRenderedPageBreak/>
+        <w:drawing>
+          <wp:inline distT="0" distB="0" distL="0" distR="0" wp14:anchorId="364E7AF5" wp14:editId="3FD15199">
+            <wp:extent cx="5731510" cy="3394075"/>
+            <wp:effectExtent l="0" t="0" r="2540" b="0"/>
+            <wp:docPr id="9" name="Picture 9"/>
+            <wp:cNvGraphicFramePr>
+              <a:graphicFrameLocks xmlns:a="http://schemas.openxmlformats.org/drawingml/2006/main" noChangeAspect="1"/>
+            </wp:cNvGraphicFramePr>
+            <a:graphic xmlns:a="http://schemas.openxmlformats.org/drawingml/2006/main">
+              <a:graphicData uri="http://schemas.openxmlformats.org/drawingml/2006/picture">
+                <pic:pic xmlns:pic="http://schemas.openxmlformats.org/drawingml/2006/picture">
+                  <pic:nvPicPr>
+                    <pic:cNvPr id="1" name=""/>
+                    <pic:cNvPicPr/>
+                  </pic:nvPicPr>
+                  <pic:blipFill>
+                    <a:blip r:embed="rId11"/>
+                    <a:stretch>
+                      <a:fillRect/>
+                    </a:stretch>
+                  </pic:blipFill>
+                  <pic:spPr>
+                    <a:xfrm>
+                      <a:off x="0" y="0"/>
+                      <a:ext cx="5731510" cy="3394075"/>
+                    </a:xfrm>
+                    <a:prstGeom prst="rect">
+                      <a:avLst/>
+                    </a:prstGeom>
+                  </pic:spPr>
+                </pic:pic>
+              </a:graphicData>
+            </a:graphic>
+          </wp:inline>
+        </w:drawing>
+      </w:r>
+    </w:p>
+    <w:p>
+      <w:pPr>
+        <w:spacing w:before="30" w:after="30" w:line="240" w:lineRule="auto"/>
+        <w:ind w:left="360"/>
+        <w:rPr>
+          <w:rFonts w:ascii="Times New Roman" w:eastAsia="Times New Roman" w:hAnsi="Times New Roman" w:cs="Times New Roman"/>
+          <w:color w:val="1D1C1D"/>
+          <w:sz w:val="24"/>
+          <w:szCs w:val="24"/>
+          <w:lang w:eastAsia="en-IN"/>
+        </w:rPr>
+      </w:pPr>
+    </w:p>
+    <w:p>
+      <w:pPr>
+        <w:spacing w:before="30" w:after="30" w:line="240" w:lineRule="auto"/>
+        <w:ind w:left="360"/>
+        <w:rPr>
+          <w:rFonts w:ascii="Times New Roman" w:eastAsia="Times New Roman" w:hAnsi="Times New Roman" w:cs="Times New Roman"/>
+          <w:color w:val="1D1C1D"/>
+          <w:sz w:val="24"/>
+          <w:szCs w:val="24"/>
+          <w:lang w:eastAsia="en-IN"/>
+        </w:rPr>
+      </w:pPr>
+      <w:r>
+        <w:rPr>
+          <w:rFonts w:ascii="Times New Roman" w:eastAsia="Times New Roman" w:hAnsi="Times New Roman" w:cs="Times New Roman"/>
+          <w:color w:val="1D1C1D"/>
+          <w:sz w:val="24"/>
+          <w:szCs w:val="24"/>
+          <w:lang w:eastAsia="en-IN"/>
+        </w:rPr>
+        <w:t>6.</w:t>
+      </w:r>
+      <w:r>
+        <w:rPr>
+          <w:rFonts w:ascii="Times New Roman" w:eastAsia="Times New Roman" w:hAnsi="Times New Roman" w:cs="Times New Roman"/>
+          <w:color w:val="1D1C1D"/>
+          <w:sz w:val="24"/>
+          <w:szCs w:val="24"/>
+          <w:lang w:eastAsia="en-IN"/>
+        </w:rPr>
+        <w:t xml:space="preserve">Create a bash script for </w:t>
+      </w:r>
+      <w:proofErr w:type="spellStart"/>
+      <w:r>
+        <w:rPr>
+          <w:rFonts w:ascii="Times New Roman" w:eastAsia="Times New Roman" w:hAnsi="Times New Roman" w:cs="Times New Roman"/>
+          <w:color w:val="1D1C1D"/>
+          <w:sz w:val="24"/>
+          <w:szCs w:val="24"/>
+          <w:lang w:eastAsia="en-IN"/>
+        </w:rPr>
+        <w:t>a</w:t>
+      </w:r>
+      <w:r>
+        <w:rPr>
+          <w:rFonts w:ascii="Times New Roman" w:eastAsia="Times New Roman" w:hAnsi="Times New Roman" w:cs="Times New Roman"/>
+          <w:b/>
+          <w:bCs/>
+          <w:color w:val="1D1C1D"/>
+          <w:sz w:val="24"/>
+          <w:szCs w:val="24"/>
+          <w:lang w:eastAsia="en-IN"/>
+        </w:rPr>
+        <w:t>calculator</w:t>
+      </w:r>
+      <w:proofErr w:type="spellEnd"/>
+      <w:r>
+        <w:rPr>
+          <w:rFonts w:ascii="Times New Roman" w:eastAsia="Times New Roman" w:hAnsi="Times New Roman" w:cs="Times New Roman"/>
+          <w:color w:val="1D1C1D"/>
+          <w:sz w:val="24"/>
+          <w:szCs w:val="24"/>
+          <w:lang w:eastAsia="en-IN"/>
+        </w:rPr>
+        <w:t>.</w:t>
+      </w:r>
+    </w:p>
+    <w:p>
+      <w:pPr>
+        <w:spacing w:before="30" w:after="30" w:line="240" w:lineRule="auto"/>
+        <w:ind w:left="360"/>
+        <w:rPr>
+          <w:rFonts w:ascii="Times New Roman" w:eastAsia="Times New Roman" w:hAnsi="Times New Roman" w:cs="Times New Roman"/>
+          <w:color w:val="1D1C1D"/>
+          <w:sz w:val="24"/>
+          <w:szCs w:val="24"/>
+          <w:lang w:eastAsia="en-IN"/>
+        </w:rPr>
+      </w:pPr>
+      <w:r>
+        <w:rPr>
+          <w:noProof/>
+        </w:rPr>
+        <w:drawing>
+          <wp:inline distT="0" distB="0" distL="0" distR="0" wp14:anchorId="29CF6584" wp14:editId="14762FBB">
+            <wp:extent cx="4381500" cy="4381500"/>
+            <wp:effectExtent l="0" t="0" r="0" b="0"/>
+            <wp:docPr id="10" name="Picture 10"/>
+            <wp:cNvGraphicFramePr>
+              <a:graphicFrameLocks xmlns:a="http://schemas.openxmlformats.org/drawingml/2006/main" noChangeAspect="1"/>
+            </wp:cNvGraphicFramePr>
+            <a:graphic xmlns:a="http://schemas.openxmlformats.org/drawingml/2006/main">
+              <a:graphicData uri="http://schemas.openxmlformats.org/drawingml/2006/picture">
+                <pic:pic xmlns:pic="http://schemas.openxmlformats.org/drawingml/2006/picture">
+                  <pic:nvPicPr>
+                    <pic:cNvPr id="1" name=""/>
+                    <pic:cNvPicPr/>
+                  </pic:nvPicPr>
+                  <pic:blipFill>
+                    <a:blip r:embed="rId12"/>
+                    <a:stretch>
+                      <a:fillRect/>
+                    </a:stretch>
+                  </pic:blipFill>
+                  <pic:spPr>
+                    <a:xfrm>
+                      <a:off x="0" y="0"/>
+                      <a:ext cx="4381500" cy="4381500"/>
+                    </a:xfrm>
+                    <a:prstGeom prst="rect">
+                      <a:avLst/>
+                    </a:prstGeom>
+                  </pic:spPr>
+                </pic:pic>
+              </a:graphicData>
+            </a:graphic>
+          </wp:inline>
+        </w:drawing>
+      </w:r>
+    </w:p>
+    <w:p>
+      <w:pPr>
+        <w:spacing w:before="30" w:after="30" w:line="240" w:lineRule="auto"/>
+        <w:ind w:firstLine="360"/>
+        <w:rPr>
+          <w:rFonts w:ascii="Times New Roman" w:eastAsia="Times New Roman" w:hAnsi="Times New Roman" w:cs="Times New Roman"/>
+          <w:color w:val="1D1C1D"/>
+          <w:sz w:val="24"/>
+          <w:szCs w:val="24"/>
+          <w:lang w:eastAsia="en-IN"/>
+        </w:rPr>
+      </w:pPr>
+    </w:p>
+    <w:p>
+      <w:pPr>
+        <w:spacing w:before="30" w:after="30" w:line="240" w:lineRule="auto"/>
+        <w:ind w:firstLine="360"/>
+        <w:rPr>
+          <w:rFonts w:ascii="Times New Roman" w:eastAsia="Times New Roman" w:hAnsi="Times New Roman" w:cs="Times New Roman"/>
+          <w:color w:val="1D1C1D"/>
+          <w:sz w:val="24"/>
+          <w:szCs w:val="24"/>
+          <w:lang w:eastAsia="en-IN"/>
+        </w:rPr>
+      </w:pPr>
+    </w:p>
+    <w:p>
+      <w:pPr>
+        <w:spacing w:before="30" w:after="30" w:line="240" w:lineRule="auto"/>
+        <w:ind w:firstLine="360"/>
+        <w:rPr>
+          <w:rFonts w:ascii="Times New Roman" w:eastAsia="Times New Roman" w:hAnsi="Times New Roman" w:cs="Times New Roman"/>
+          <w:color w:val="1D1C1D"/>
+          <w:sz w:val="24"/>
+          <w:szCs w:val="24"/>
+          <w:lang w:eastAsia="en-IN"/>
+        </w:rPr>
+      </w:pPr>
+    </w:p>
+    <w:p>
+      <w:pPr>
+        <w:spacing w:before="30" w:after="30" w:line="240" w:lineRule="auto"/>
+        <w:ind w:firstLine="360"/>
+        <w:rPr>
+          <w:rFonts w:ascii="Times New Roman" w:eastAsia="Times New Roman" w:hAnsi="Times New Roman" w:cs="Times New Roman"/>
+          <w:color w:val="1D1C1D"/>
+          <w:sz w:val="24"/>
+          <w:szCs w:val="24"/>
+          <w:lang w:eastAsia="en-IN"/>
+        </w:rPr>
+      </w:pPr>
+    </w:p>
+    <w:p>
+      <w:pPr>
+        <w:spacing w:before="30" w:after="30" w:line="240" w:lineRule="auto"/>
+        <w:ind w:firstLine="360"/>
+        <w:rPr>
+          <w:rFonts w:ascii="Times New Roman" w:eastAsia="Times New Roman" w:hAnsi="Times New Roman" w:cs="Times New Roman"/>
+          <w:color w:val="1D1C1D"/>
+          <w:sz w:val="24"/>
+          <w:szCs w:val="24"/>
+          <w:lang w:eastAsia="en-IN"/>
+        </w:rPr>
+      </w:pPr>
+      <w:r>
+        <w:rPr>
+          <w:rFonts w:ascii="Times New Roman" w:eastAsia="Times New Roman" w:hAnsi="Times New Roman" w:cs="Times New Roman"/>
+          <w:color w:val="1D1C1D"/>
+          <w:sz w:val="24"/>
+          <w:szCs w:val="24"/>
+          <w:lang w:eastAsia="en-IN"/>
+        </w:rPr>
+        <w:t>7.</w:t>
+      </w:r>
+      <w:r>
+        <w:rPr>
+          <w:rFonts w:ascii="Times New Roman" w:eastAsia="Times New Roman" w:hAnsi="Times New Roman" w:cs="Times New Roman"/>
+          <w:color w:val="1D1C1D"/>
+          <w:sz w:val="24"/>
+          <w:szCs w:val="24"/>
+          <w:lang w:eastAsia="en-IN"/>
+        </w:rPr>
+        <w:t xml:space="preserve">Create a bash script </w:t>
+      </w:r>
+      <w:proofErr w:type="spellStart"/>
+      <w:r>
+        <w:rPr>
+          <w:rFonts w:ascii="Times New Roman" w:eastAsia="Times New Roman" w:hAnsi="Times New Roman" w:cs="Times New Roman"/>
+          <w:color w:val="1D1C1D"/>
+          <w:sz w:val="24"/>
+          <w:szCs w:val="24"/>
+          <w:lang w:eastAsia="en-IN"/>
+        </w:rPr>
+        <w:t>to</w:t>
+      </w:r>
+      <w:r>
+        <w:rPr>
+          <w:rFonts w:ascii="Times New Roman" w:eastAsia="Times New Roman" w:hAnsi="Times New Roman" w:cs="Times New Roman"/>
+          <w:b/>
+          <w:bCs/>
+          <w:color w:val="1D1C1D"/>
+          <w:sz w:val="24"/>
+          <w:szCs w:val="24"/>
+          <w:lang w:eastAsia="en-IN"/>
+        </w:rPr>
+        <w:t>check</w:t>
+      </w:r>
+      <w:proofErr w:type="spellEnd"/>
+      <w:r>
+        <w:rPr>
+          <w:rFonts w:ascii="Times New Roman" w:eastAsia="Times New Roman" w:hAnsi="Times New Roman" w:cs="Times New Roman"/>
+          <w:b/>
+          <w:bCs/>
+          <w:color w:val="1D1C1D"/>
+          <w:sz w:val="24"/>
+          <w:szCs w:val="24"/>
+          <w:lang w:eastAsia="en-IN"/>
+        </w:rPr>
+        <w:t xml:space="preserve"> if a directory exists</w:t>
+      </w:r>
+      <w:r>
+        <w:rPr>
+          <w:rFonts w:ascii="Times New Roman" w:eastAsia="Times New Roman" w:hAnsi="Times New Roman" w:cs="Times New Roman"/>
+          <w:color w:val="1D1C1D"/>
+          <w:sz w:val="24"/>
+          <w:szCs w:val="24"/>
+          <w:lang w:eastAsia="en-IN"/>
+        </w:rPr>
+        <w:t>, if not then create a directory.</w:t>
+      </w:r>
+    </w:p>
+    <w:p>
+      <w:pPr>
+        <w:spacing w:before="30" w:after="30" w:line="240" w:lineRule="auto"/>
+        <w:ind w:firstLine="360"/>
+        <w:rPr>
+          <w:rFonts w:ascii="Times New Roman" w:eastAsia="Times New Roman" w:hAnsi="Times New Roman" w:cs="Times New Roman"/>
+          <w:color w:val="1D1C1D"/>
+          <w:sz w:val="24"/>
+          <w:szCs w:val="24"/>
+          <w:lang w:eastAsia="en-IN"/>
+        </w:rPr>
+      </w:pPr>
+      <w:r>
+        <w:rPr>
+          <w:noProof/>
+        </w:rPr>
+        <w:drawing>
+          <wp:inline distT="0" distB="0" distL="0" distR="0" wp14:anchorId="7CC200E8" wp14:editId="2E16DA4B">
+            <wp:extent cx="5731510" cy="1642110"/>
+            <wp:effectExtent l="0" t="0" r="2540" b="0"/>
+            <wp:docPr id="11" name="Picture 11"/>
+            <wp:cNvGraphicFramePr>
+              <a:graphicFrameLocks xmlns:a="http://schemas.openxmlformats.org/drawingml/2006/main" noChangeAspect="1"/>
+            </wp:cNvGraphicFramePr>
+            <a:graphic xmlns:a="http://schemas.openxmlformats.org/drawingml/2006/main">
+              <a:graphicData uri="http://schemas.openxmlformats.org/drawingml/2006/picture">
+                <pic:pic xmlns:pic="http://schemas.openxmlformats.org/drawingml/2006/picture">
+                  <pic:nvPicPr>
+                    <pic:cNvPr id="1" name=""/>
+                    <pic:cNvPicPr/>
+                  </pic:nvPicPr>
+                  <pic:blipFill>
+                    <a:blip r:embed="rId13"/>
+                    <a:stretch>
+                      <a:fillRect/>
+                    </a:stretch>
+                  </pic:blipFill>
+                  <pic:spPr>
+                    <a:xfrm>
+                      <a:off x="0" y="0"/>
+                      <a:ext cx="5731510" cy="1642110"/>
+                    </a:xfrm>
+                    <a:prstGeom prst="rect">
+                      <a:avLst/>
+                    </a:prstGeom>
+                  </pic:spPr>
+                </pic:pic>
+              </a:graphicData>
+            </a:graphic>
+          </wp:inline>
+        </w:drawing>
+      </w:r>
+    </w:p>
+    <w:p>
+      <w:pPr>
+        <w:spacing w:before="30" w:after="30" w:line="240" w:lineRule="auto"/>
+        <w:ind w:firstLine="360"/>
+        <w:rPr>
+          <w:rFonts w:ascii="Times New Roman" w:eastAsia="Times New Roman" w:hAnsi="Times New Roman" w:cs="Times New Roman"/>
+          <w:color w:val="1D1C1D"/>
+          <w:sz w:val="24"/>
+          <w:szCs w:val="24"/>
+          <w:lang w:eastAsia="en-IN"/>
+        </w:rPr>
+      </w:pPr>
+    </w:p>
+    <w:p>
+      <w:pPr>
+        <w:spacing w:before="30" w:after="30" w:line="240" w:lineRule="auto"/>
+        <w:ind w:firstLine="360"/>
+        <w:rPr>
+          <w:rFonts w:ascii="Times New Roman" w:eastAsia="Times New Roman" w:hAnsi="Times New Roman" w:cs="Times New Roman"/>
+          <w:color w:val="1D1C1D"/>
+          <w:sz w:val="24"/>
+          <w:szCs w:val="24"/>
+          <w:lang w:eastAsia="en-IN"/>
+        </w:rPr>
+      </w:pPr>
+      <w:r>
+        <w:rPr>
+          <w:rFonts w:ascii="Times New Roman" w:eastAsia="Times New Roman" w:hAnsi="Times New Roman" w:cs="Times New Roman"/>
+          <w:color w:val="1D1C1D"/>
+          <w:sz w:val="24"/>
+          <w:szCs w:val="24"/>
+          <w:lang w:eastAsia="en-IN"/>
+        </w:rPr>
+        <w:t>8.</w:t>
+      </w:r>
+      <w:r>
+        <w:rPr>
+          <w:rFonts w:ascii="Times New Roman" w:eastAsia="Times New Roman" w:hAnsi="Times New Roman" w:cs="Times New Roman"/>
+          <w:color w:val="1D1C1D"/>
+          <w:sz w:val="24"/>
+          <w:szCs w:val="24"/>
+          <w:lang w:eastAsia="en-IN"/>
+        </w:rPr>
+        <w:t xml:space="preserve">Create a bash script </w:t>
+      </w:r>
+      <w:proofErr w:type="spellStart"/>
+      <w:r>
+        <w:rPr>
+          <w:rFonts w:ascii="Times New Roman" w:eastAsia="Times New Roman" w:hAnsi="Times New Roman" w:cs="Times New Roman"/>
+          <w:color w:val="1D1C1D"/>
+          <w:sz w:val="24"/>
+          <w:szCs w:val="24"/>
+          <w:lang w:eastAsia="en-IN"/>
+        </w:rPr>
+        <w:t>to</w:t>
+      </w:r>
+      <w:r>
+        <w:rPr>
+          <w:rFonts w:ascii="Times New Roman" w:eastAsia="Times New Roman" w:hAnsi="Times New Roman" w:cs="Times New Roman"/>
+          <w:b/>
+          <w:bCs/>
+          <w:color w:val="1D1C1D"/>
+          <w:sz w:val="24"/>
+          <w:szCs w:val="24"/>
+          <w:lang w:eastAsia="en-IN"/>
+        </w:rPr>
+        <w:t>delete</w:t>
+      </w:r>
+      <w:proofErr w:type="spellEnd"/>
+      <w:r>
+        <w:rPr>
+          <w:rFonts w:ascii="Times New Roman" w:eastAsia="Times New Roman" w:hAnsi="Times New Roman" w:cs="Times New Roman"/>
+          <w:b/>
+          <w:bCs/>
+          <w:color w:val="1D1C1D"/>
+          <w:sz w:val="24"/>
+          <w:szCs w:val="24"/>
+          <w:lang w:eastAsia="en-IN"/>
+        </w:rPr>
+        <w:t xml:space="preserve"> the last 3 lines of a file</w:t>
+      </w:r>
+      <w:r>
+        <w:rPr>
+          <w:rFonts w:ascii="Times New Roman" w:eastAsia="Times New Roman" w:hAnsi="Times New Roman" w:cs="Times New Roman"/>
+          <w:color w:val="1D1C1D"/>
+          <w:sz w:val="24"/>
+          <w:szCs w:val="24"/>
+          <w:lang w:eastAsia="en-IN"/>
+        </w:rPr>
+        <w:t>.</w:t>
+      </w:r>
+    </w:p>
+    <w:p>
+      <w:pPr>
+        <w:spacing w:before="30" w:after="30" w:line="240" w:lineRule="auto"/>
+        <w:ind w:firstLine="360"/>
+        <w:rPr>
+          <w:rFonts w:ascii="Times New Roman" w:eastAsia="Times New Roman" w:hAnsi="Times New Roman" w:cs="Times New Roman"/>
+          <w:color w:val="1D1C1D"/>
+          <w:sz w:val="24"/>
+          <w:szCs w:val="24"/>
+          <w:lang w:eastAsia="en-IN"/>
+        </w:rPr>
+      </w:pPr>
+      <w:r>
+        <w:rPr>
+          <w:noProof/>
+        </w:rPr>
+        <w:drawing>
+          <wp:inline distT="0" distB="0" distL="0" distR="0" wp14:anchorId="30BD336C" wp14:editId="656A9458">
+            <wp:extent cx="4400550" cy="3648075"/>
+            <wp:effectExtent l="0" t="0" r="0" b="9525"/>
+            <wp:docPr id="12" name="Picture 12"/>
+            <wp:cNvGraphicFramePr>
+              <a:graphicFrameLocks xmlns:a="http://schemas.openxmlformats.org/drawingml/2006/main" noChangeAspect="1"/>
+            </wp:cNvGraphicFramePr>
+            <a:graphic xmlns:a="http://schemas.openxmlformats.org/drawingml/2006/main">
+              <a:graphicData uri="http://schemas.openxmlformats.org/drawingml/2006/picture">
+                <pic:pic xmlns:pic="http://schemas.openxmlformats.org/drawingml/2006/picture">
+                  <pic:nvPicPr>
+                    <pic:cNvPr id="1" name=""/>
+                    <pic:cNvPicPr/>
+                  </pic:nvPicPr>
+                  <pic:blipFill>
+                    <a:blip r:embed="rId14"/>
+                    <a:stretch>
+                      <a:fillRect/>
+                    </a:stretch>
+                  </pic:blipFill>
+                  <pic:spPr>
+                    <a:xfrm>
+                      <a:off x="0" y="0"/>
+                      <a:ext cx="4400550" cy="3648075"/>
+                    </a:xfrm>
+                    <a:prstGeom prst="rect">
+                      <a:avLst/>
+                    </a:prstGeom>
+                  </pic:spPr>
+                </pic:pic>
+              </a:graphicData>
+            </a:graphic>
+          </wp:inline>
+        </w:drawing>
+      </w:r>
+    </w:p>
+    <w:p>
+      <w:pPr>
+        <w:spacing w:before="30" w:after="30" w:line="240" w:lineRule="auto"/>
+        <w:ind w:firstLine="360"/>
+        <w:rPr>
+          <w:rFonts w:ascii="Times New Roman" w:eastAsia="Times New Roman" w:hAnsi="Times New Roman" w:cs="Times New Roman"/>
+          <w:color w:val="1D1C1D"/>
+          <w:sz w:val="24"/>
+          <w:szCs w:val="24"/>
+          <w:lang w:eastAsia="en-IN"/>
+        </w:rPr>
+      </w:pPr>
+    </w:p>
+    <w:p>
+      <w:pPr>
+        <w:spacing w:before="30" w:after="30" w:line="240" w:lineRule="auto"/>
+        <w:ind w:firstLine="360"/>
+        <w:rPr>
+          <w:rFonts w:ascii="Times New Roman" w:eastAsia="Times New Roman" w:hAnsi="Times New Roman" w:cs="Times New Roman"/>
+          <w:color w:val="1D1C1D"/>
+          <w:sz w:val="24"/>
+          <w:szCs w:val="24"/>
+          <w:lang w:eastAsia="en-IN"/>
+        </w:rPr>
+      </w:pPr>
+    </w:p>
+    <w:p>
+      <w:pPr>
+        <w:spacing w:before="30" w:after="30" w:line="240" w:lineRule="auto"/>
+        <w:ind w:firstLine="360"/>
+        <w:rPr>
+          <w:rFonts w:ascii="Times New Roman" w:eastAsia="Times New Roman" w:hAnsi="Times New Roman" w:cs="Times New Roman"/>
+          <w:color w:val="1D1C1D"/>
+          <w:sz w:val="24"/>
+          <w:szCs w:val="24"/>
+          <w:lang w:eastAsia="en-IN"/>
+        </w:rPr>
+      </w:pPr>
+    </w:p>
+    <w:p>
+      <w:pPr>
+        <w:spacing w:before="30" w:after="30" w:line="240" w:lineRule="auto"/>
+        <w:ind w:firstLine="360"/>
+        <w:rPr>
+          <w:rFonts w:ascii="Times New Roman" w:eastAsia="Times New Roman" w:hAnsi="Times New Roman" w:cs="Times New Roman"/>
+          <w:color w:val="1D1C1D"/>
+          <w:sz w:val="24"/>
+          <w:szCs w:val="24"/>
+          <w:lang w:eastAsia="en-IN"/>
+        </w:rPr>
+      </w:pPr>
+    </w:p>
+    <w:p>
+      <w:pPr>
+        <w:spacing w:before="30" w:after="30" w:line="240" w:lineRule="auto"/>
+        <w:ind w:firstLine="360"/>
+        <w:rPr>
+          <w:rFonts w:ascii="Times New Roman" w:eastAsia="Times New Roman" w:hAnsi="Times New Roman" w:cs="Times New Roman"/>
+          <w:color w:val="1D1C1D"/>
+          <w:sz w:val="24"/>
+          <w:szCs w:val="24"/>
+          <w:lang w:eastAsia="en-IN"/>
+        </w:rPr>
+      </w:pPr>
+    </w:p>
+    <w:p>
+      <w:pPr>
+        <w:spacing w:before="30" w:after="30" w:line="240" w:lineRule="auto"/>
+        <w:ind w:firstLine="360"/>
+        <w:rPr>
+          <w:rFonts w:ascii="Times New Roman" w:eastAsia="Times New Roman" w:hAnsi="Times New Roman" w:cs="Times New Roman"/>
+          <w:color w:val="1D1C1D"/>
+          <w:sz w:val="24"/>
+          <w:szCs w:val="24"/>
+          <w:lang w:eastAsia="en-IN"/>
+        </w:rPr>
+      </w:pPr>
+    </w:p>
+    <w:p>
+      <w:pPr>
+        <w:spacing w:before="30" w:after="30" w:line="240" w:lineRule="auto"/>
+        <w:ind w:firstLine="360"/>
+        <w:rPr>
+          <w:rFonts w:ascii="Times New Roman" w:eastAsia="Times New Roman" w:hAnsi="Times New Roman" w:cs="Times New Roman"/>
+          <w:color w:val="1D1C1D"/>
+          <w:sz w:val="24"/>
+          <w:szCs w:val="24"/>
+          <w:lang w:eastAsia="en-IN"/>
+        </w:rPr>
+      </w:pPr>
+    </w:p>
+    <w:p>
+      <w:pPr>
+        <w:spacing w:before="30" w:after="30" w:line="240" w:lineRule="auto"/>
+        <w:ind w:firstLine="360"/>
+        <w:rPr>
+          <w:rFonts w:ascii="Times New Roman" w:eastAsia="Times New Roman" w:hAnsi="Times New Roman" w:cs="Times New Roman"/>
+          <w:color w:val="1D1C1D"/>
+          <w:sz w:val="24"/>
+          <w:szCs w:val="24"/>
+          <w:lang w:eastAsia="en-IN"/>
+        </w:rPr>
+      </w:pPr>
+    </w:p>
+    <w:p>
+      <w:pPr>
+        <w:spacing w:before="30" w:after="30" w:line="240" w:lineRule="auto"/>
+        <w:ind w:firstLine="360"/>
+        <w:rPr>
+          <w:rFonts w:ascii="Times New Roman" w:eastAsia="Times New Roman" w:hAnsi="Times New Roman" w:cs="Times New Roman"/>
+          <w:color w:val="1D1C1D"/>
+          <w:sz w:val="24"/>
+          <w:szCs w:val="24"/>
+          <w:lang w:eastAsia="en-IN"/>
+        </w:rPr>
+      </w:pPr>
+    </w:p>
+    <w:p>
+      <w:pPr>
+        <w:spacing w:before="30" w:after="30" w:line="240" w:lineRule="auto"/>
+        <w:ind w:firstLine="360"/>
+        <w:rPr>
+          <w:rFonts w:ascii="Times New Roman" w:eastAsia="Times New Roman" w:hAnsi="Times New Roman" w:cs="Times New Roman"/>
+          <w:color w:val="1D1C1D"/>
+          <w:sz w:val="24"/>
+          <w:szCs w:val="24"/>
+          <w:lang w:eastAsia="en-IN"/>
+        </w:rPr>
+      </w:pPr>
+    </w:p>
+    <w:p>
+      <w:pPr>
+        <w:spacing w:before="30" w:after="30" w:line="240" w:lineRule="auto"/>
+        <w:ind w:firstLine="360"/>
+        <w:rPr>
+          <w:rFonts w:ascii="Times New Roman" w:eastAsia="Times New Roman" w:hAnsi="Times New Roman" w:cs="Times New Roman"/>
+          <w:color w:val="1D1C1D"/>
+          <w:sz w:val="24"/>
+          <w:szCs w:val="24"/>
+          <w:lang w:eastAsia="en-IN"/>
+        </w:rPr>
+      </w:pPr>
+    </w:p>
+    <w:p>
+      <w:pPr>
+        <w:spacing w:before="30" w:after="30" w:line="240" w:lineRule="auto"/>
+        <w:ind w:firstLine="360"/>
+        <w:rPr>
+          <w:rFonts w:ascii="Times New Roman" w:eastAsia="Times New Roman" w:hAnsi="Times New Roman" w:cs="Times New Roman"/>
+          <w:color w:val="1D1C1D"/>
+          <w:sz w:val="24"/>
+          <w:szCs w:val="24"/>
+          <w:lang w:eastAsia="en-IN"/>
+        </w:rPr>
+      </w:pPr>
+    </w:p>
+    <w:p>
+      <w:pPr>
+        <w:spacing w:before="30" w:after="30" w:line="240" w:lineRule="auto"/>
+        <w:ind w:firstLine="360"/>
+        <w:rPr>
+          <w:rFonts w:ascii="Times New Roman" w:eastAsia="Times New Roman" w:hAnsi="Times New Roman" w:cs="Times New Roman"/>
+          <w:color w:val="1D1C1D"/>
+          <w:sz w:val="24"/>
+          <w:szCs w:val="24"/>
+          <w:lang w:eastAsia="en-IN"/>
+        </w:rPr>
+      </w:pPr>
+    </w:p>
+    <w:p>
+      <w:pPr>
+        <w:spacing w:before="30" w:after="30" w:line="240" w:lineRule="auto"/>
+        <w:ind w:firstLine="360"/>
+        <w:rPr>
+          <w:rFonts w:ascii="Times New Roman" w:eastAsia="Times New Roman" w:hAnsi="Times New Roman" w:cs="Times New Roman"/>
+          <w:color w:val="1D1C1D"/>
+          <w:sz w:val="24"/>
+          <w:szCs w:val="24"/>
+          <w:lang w:eastAsia="en-IN"/>
+        </w:rPr>
+      </w:pPr>
+    </w:p>
+    <w:p>
+      <w:pPr>
+        <w:spacing w:before="30" w:after="30" w:line="240" w:lineRule="auto"/>
+        <w:ind w:left="360"/>
+        <w:rPr>
+          <w:rFonts w:ascii="Times New Roman" w:eastAsia="Times New Roman" w:hAnsi="Times New Roman" w:cs="Times New Roman"/>
+          <w:color w:val="1D1C1D"/>
+          <w:sz w:val="24"/>
+          <w:szCs w:val="24"/>
+          <w:lang w:eastAsia="en-IN"/>
+        </w:rPr>
+      </w:pPr>
+      <w:r>
+        <w:rPr>
+          <w:rFonts w:ascii="Times New Roman" w:eastAsia="Times New Roman" w:hAnsi="Times New Roman" w:cs="Times New Roman"/>
+          <w:color w:val="1D1C1D"/>
+          <w:sz w:val="24"/>
+          <w:szCs w:val="24"/>
+          <w:lang w:eastAsia="en-IN"/>
+        </w:rPr>
+        <w:lastRenderedPageBreak/>
+        <w:t>9.</w:t>
+      </w:r>
+      <w:r>
+        <w:rPr>
+          <w:rFonts w:ascii="Times New Roman" w:eastAsia="Times New Roman" w:hAnsi="Times New Roman" w:cs="Times New Roman"/>
+          <w:color w:val="1D1C1D"/>
+          <w:sz w:val="24"/>
+          <w:szCs w:val="24"/>
+          <w:lang w:eastAsia="en-IN"/>
+        </w:rPr>
+        <w:t xml:space="preserve">Bash script to monitor </w:t>
+      </w:r>
+      <w:proofErr w:type="spellStart"/>
+      <w:r>
+        <w:rPr>
+          <w:rFonts w:ascii="Times New Roman" w:eastAsia="Times New Roman" w:hAnsi="Times New Roman" w:cs="Times New Roman"/>
+          <w:color w:val="1D1C1D"/>
+          <w:sz w:val="24"/>
+          <w:szCs w:val="24"/>
+          <w:lang w:eastAsia="en-IN"/>
+        </w:rPr>
+        <w:t>cpu</w:t>
+      </w:r>
+      <w:proofErr w:type="spellEnd"/>
+      <w:r>
+        <w:rPr>
+          <w:rFonts w:ascii="Times New Roman" w:eastAsia="Times New Roman" w:hAnsi="Times New Roman" w:cs="Times New Roman"/>
+          <w:color w:val="1D1C1D"/>
+          <w:sz w:val="24"/>
+          <w:szCs w:val="24"/>
+          <w:lang w:eastAsia="en-IN"/>
+        </w:rPr>
+        <w:t xml:space="preserve"> and if it is more than 80% then send email notification.</w:t>
+      </w:r>
+    </w:p>
+    <w:p>
+      <w:pPr>
+        <w:spacing w:before="30" w:after="30" w:line="240" w:lineRule="auto"/>
+        <w:ind w:left="360"/>
+        <w:rPr>
+          <w:rFonts w:ascii="Times New Roman" w:eastAsia="Times New Roman" w:hAnsi="Times New Roman" w:cs="Times New Roman"/>
+          <w:color w:val="1D1C1D"/>
+          <w:sz w:val="24"/>
+          <w:szCs w:val="24"/>
+          <w:lang w:eastAsia="en-IN"/>
+        </w:rPr>
+      </w:pPr>
+      <w:r>
+        <w:rPr>
+          <w:noProof/>
+        </w:rPr>
+        <w:drawing>
+          <wp:inline distT="0" distB="0" distL="0" distR="0" wp14:anchorId="20B313C4" wp14:editId="110A078B">
+            <wp:extent cx="4543425" cy="3457575"/>
+            <wp:effectExtent l="0" t="0" r="9525" b="9525"/>
+            <wp:docPr id="13" name="Picture 13"/>
+            <wp:cNvGraphicFramePr>
+              <a:graphicFrameLocks xmlns:a="http://schemas.openxmlformats.org/drawingml/2006/main" noChangeAspect="1"/>
+            </wp:cNvGraphicFramePr>
+            <a:graphic xmlns:a="http://schemas.openxmlformats.org/drawingml/2006/main">
+              <a:graphicData uri="http://schemas.openxmlformats.org/drawingml/2006/picture">
+                <pic:pic xmlns:pic="http://schemas.openxmlformats.org/drawingml/2006/picture">
+                  <pic:nvPicPr>
+                    <pic:cNvPr id="1" name=""/>
+                    <pic:cNvPicPr/>
+                  </pic:nvPicPr>
+                  <pic:blipFill>
+                    <a:blip r:embed="rId15"/>
+                    <a:stretch>
+                      <a:fillRect/>
+                    </a:stretch>
+                  </pic:blipFill>
+                  <pic:spPr>
+                    <a:xfrm>
+                      <a:off x="0" y="0"/>
+                      <a:ext cx="4543425" cy="3457575"/>
+                    </a:xfrm>
+                    <a:prstGeom prst="rect">
+                      <a:avLst/>
+                    </a:prstGeom>
+                  </pic:spPr>
+                </pic:pic>
+              </a:graphicData>
+            </a:graphic>
+          </wp:inline>
+        </w:drawing>
+      </w:r>
+    </w:p>
+    <w:p>
+      <w:pPr>
+        <w:spacing w:before="30" w:after="30" w:line="240" w:lineRule="auto"/>
+        <w:ind w:left="360"/>
+        <w:rPr>
+          <w:rFonts w:ascii="Times New Roman" w:eastAsia="Times New Roman" w:hAnsi="Times New Roman" w:cs="Times New Roman"/>
+          <w:color w:val="1D1C1D"/>
+          <w:sz w:val="24"/>
+          <w:szCs w:val="24"/>
+          <w:lang w:eastAsia="en-IN"/>
+        </w:rPr>
+      </w:pPr>
+    </w:p>
+    <w:p>
+      <w:pPr>
+        <w:spacing w:before="30" w:after="30" w:line="240" w:lineRule="auto"/>
+        <w:ind w:left="360"/>
+        <w:rPr>
+          <w:rFonts w:ascii="Times New Roman" w:eastAsia="Times New Roman" w:hAnsi="Times New Roman" w:cs="Times New Roman"/>
+          <w:color w:val="1D1C1D"/>
+          <w:sz w:val="24"/>
+          <w:szCs w:val="24"/>
+          <w:lang w:eastAsia="en-IN"/>
+        </w:rPr>
+      </w:pPr>
+      <w:r>
+        <w:rPr>
+          <w:rFonts w:ascii="Times New Roman" w:eastAsia="Times New Roman" w:hAnsi="Times New Roman" w:cs="Times New Roman"/>
+          <w:color w:val="1D1C1D"/>
+          <w:sz w:val="24"/>
+          <w:szCs w:val="24"/>
+          <w:lang w:eastAsia="en-IN"/>
+        </w:rPr>
+        <w:t>10.</w:t>
+      </w:r>
+      <w:r>
+        <w:rPr>
+          <w:rFonts w:ascii="Times New Roman" w:eastAsia="Times New Roman" w:hAnsi="Times New Roman" w:cs="Times New Roman"/>
+          <w:color w:val="1D1C1D"/>
+          <w:sz w:val="24"/>
+          <w:szCs w:val="24"/>
+          <w:lang w:eastAsia="en-IN"/>
+        </w:rPr>
+        <w:t>Bash script to monitor disk space and if it is more than 80% then send email notification.</w:t>
+      </w:r>
+    </w:p>
+    <w:p>
+      <w:pPr>
+        <w:spacing w:before="30" w:after="30" w:line="240" w:lineRule="auto"/>
+        <w:ind w:left="360"/>
+        <w:rPr>
+          <w:rFonts w:ascii="Times New Roman" w:eastAsia="Times New Roman" w:hAnsi="Times New Roman" w:cs="Times New Roman"/>
+          <w:color w:val="1D1C1D"/>
+          <w:sz w:val="24"/>
+          <w:szCs w:val="24"/>
+          <w:lang w:eastAsia="en-IN"/>
+        </w:rPr>
+      </w:pPr>
+      <w:r>
+        <w:rPr>
+          <w:noProof/>
+        </w:rPr>
+        <w:drawing>
+          <wp:inline distT="0" distB="0" distL="0" distR="0" wp14:anchorId="39A24099" wp14:editId="622D9DDA">
+            <wp:extent cx="5731510" cy="694690"/>
+            <wp:effectExtent l="0" t="0" r="2540" b="0"/>
+            <wp:docPr id="14" name="Picture 14"/>
+            <wp:cNvGraphicFramePr>
+              <a:graphicFrameLocks xmlns:a="http://schemas.openxmlformats.org/drawingml/2006/main" noChangeAspect="1"/>
+            </wp:cNvGraphicFramePr>
+            <a:graphic xmlns:a="http://schemas.openxmlformats.org/drawingml/2006/main">
+              <a:graphicData uri="http://schemas.openxmlformats.org/drawingml/2006/picture">
+                <pic:pic xmlns:pic="http://schemas.openxmlformats.org/drawingml/2006/picture">
+                  <pic:nvPicPr>
+                    <pic:cNvPr id="1" name=""/>
+                    <pic:cNvPicPr/>
+                  </pic:nvPicPr>
+                  <pic:blipFill>
+                    <a:blip r:embed="rId16"/>
+                    <a:stretch>
+                      <a:fillRect/>
+                    </a:stretch>
+                  </pic:blipFill>
+                  <pic:spPr>
+                    <a:xfrm>
+                      <a:off x="0" y="0"/>
+                      <a:ext cx="5731510" cy="694690"/>
+                    </a:xfrm>
+                    <a:prstGeom prst="rect">
+                      <a:avLst/>
+                    </a:prstGeom>
+                  </pic:spPr>
+                </pic:pic>
+              </a:graphicData>
+            </a:graphic>
+          </wp:inline>
+        </w:drawing>
+      </w:r>
+    </w:p>
+    <w:p>
+      <w:pPr>
+        <w:spacing w:before="30" w:after="30" w:line="240" w:lineRule="auto"/>
+        <w:ind w:left="360"/>
+        <w:rPr>
+          <w:rFonts w:ascii="Times New Roman" w:eastAsia="Times New Roman" w:hAnsi="Times New Roman" w:cs="Times New Roman"/>
+          <w:color w:val="1D1C1D"/>
+          <w:sz w:val="24"/>
+          <w:szCs w:val="24"/>
+          <w:lang w:eastAsia="en-IN"/>
+        </w:rPr>
+      </w:pPr>
+    </w:p>
+    <w:p>
+      <w:pPr>
+        <w:spacing w:before="30" w:after="30" w:line="240" w:lineRule="auto"/>
+        <w:ind w:left="360"/>
+        <w:rPr>
+          <w:rFonts w:ascii="Times New Roman" w:eastAsia="Times New Roman" w:hAnsi="Times New Roman" w:cs="Times New Roman"/>
+          <w:color w:val="1D1C1D"/>
+          <w:sz w:val="24"/>
+          <w:szCs w:val="24"/>
+          <w:lang w:eastAsia="en-IN"/>
+        </w:rPr>
+      </w:pPr>
+      <w:r>
+        <w:rPr>
+          <w:rFonts w:ascii="Times New Roman" w:eastAsia="Times New Roman" w:hAnsi="Times New Roman" w:cs="Times New Roman"/>
+          <w:color w:val="1D1C1D"/>
+          <w:sz w:val="24"/>
+          <w:szCs w:val="24"/>
+          <w:lang w:eastAsia="en-IN"/>
+        </w:rPr>
+        <w:t>11.</w:t>
+      </w:r>
+      <w:r>
+        <w:rPr>
+          <w:rFonts w:ascii="Times New Roman" w:eastAsia="Times New Roman" w:hAnsi="Times New Roman" w:cs="Times New Roman"/>
+          <w:color w:val="1D1C1D"/>
+          <w:sz w:val="24"/>
+          <w:szCs w:val="24"/>
+          <w:lang w:eastAsia="en-IN"/>
+        </w:rPr>
+        <w:t>Bash script to monitor memory and if it is more than 80% then send email notification.</w:t>
+      </w:r>
+    </w:p>
+    <w:p>
+      <w:pPr>
+        <w:spacing w:after="60" w:line="240" w:lineRule="auto"/>
+        <w:ind w:firstLine="360"/>
+        <w:rPr>
+          <w:rFonts w:ascii="Times New Roman" w:eastAsia="Times New Roman" w:hAnsi="Times New Roman" w:cs="Times New Roman"/>
+          <w:color w:val="1D1C1D"/>
+          <w:sz w:val="24"/>
+          <w:szCs w:val="24"/>
+          <w:lang w:eastAsia="en-IN"/>
+        </w:rPr>
+      </w:pPr>
+      <w:r>
+        <w:rPr>
+          <w:noProof/>
+        </w:rPr>
+        <w:drawing>
+          <wp:inline distT="0" distB="0" distL="0" distR="0" wp14:anchorId="436ADE71" wp14:editId="7B414A24">
+            <wp:extent cx="5731510" cy="2373630"/>
+            <wp:effectExtent l="0" t="0" r="2540" b="7620"/>
+            <wp:docPr id="15" name="Picture 15"/>
+            <wp:cNvGraphicFramePr>
+              <a:graphicFrameLocks xmlns:a="http://schemas.openxmlformats.org/drawingml/2006/main" noChangeAspect="1"/>
+            </wp:cNvGraphicFramePr>
+            <a:graphic xmlns:a="http://schemas.openxmlformats.org/drawingml/2006/main">
+              <a:graphicData uri="http://schemas.openxmlformats.org/drawingml/2006/picture">
+                <pic:pic xmlns:pic="http://schemas.openxmlformats.org/drawingml/2006/picture">
+                  <pic:nvPicPr>
+                    <pic:cNvPr id="1" name=""/>
+                    <pic:cNvPicPr/>
+                  </pic:nvPicPr>
+                  <pic:blipFill>
+                    <a:blip r:embed="rId17"/>
+                    <a:stretch>
+                      <a:fillRect/>
+                    </a:stretch>
+                  </pic:blipFill>
+                  <pic:spPr>
+                    <a:xfrm>
+                      <a:off x="0" y="0"/>
+                      <a:ext cx="5731510" cy="2373630"/>
+                    </a:xfrm>
+                    <a:prstGeom prst="rect">
+                      <a:avLst/>
+                    </a:prstGeom>
+                  </pic:spPr>
+                </pic:pic>
+              </a:graphicData>
+            </a:graphic>
+          </wp:inline>
+        </w:drawing>
+      </w:r>
+      <w:r>
+        <w:rPr>
+          <w:rFonts w:ascii="Times New Roman" w:eastAsia="Times New Roman" w:hAnsi="Times New Roman" w:cs="Times New Roman"/>
+          <w:color w:val="1D1C1D"/>
+          <w:sz w:val="24"/>
+          <w:szCs w:val="24"/>
+          <w:lang w:eastAsia="en-IN"/>
+        </w:rPr>
+        <w:br/>
+      </w:r>
+    </w:p>
+    <w:p>
+      <w:pPr>
+        <w:spacing w:after="60" w:line="240" w:lineRule="auto"/>
+        <w:ind w:firstLine="360"/>
+        <w:rPr>
+          <w:rFonts w:ascii="Times New Roman" w:eastAsia="Times New Roman" w:hAnsi="Times New Roman" w:cs="Times New Roman"/>
+          <w:color w:val="1D1C1D"/>
+          <w:sz w:val="24"/>
+          <w:szCs w:val="24"/>
+          <w:lang w:eastAsia="en-IN"/>
+        </w:rPr>
+      </w:pPr>
+    </w:p>
+    <w:p>
+      <w:pPr>
+        <w:spacing w:after="60" w:line="240" w:lineRule="auto"/>
+        <w:ind w:firstLine="360"/>
+        <w:rPr>
+          <w:rFonts w:ascii="Times New Roman" w:eastAsia="Times New Roman" w:hAnsi="Times New Roman" w:cs="Times New Roman"/>
+          <w:color w:val="1D1C1D"/>
+          <w:sz w:val="24"/>
+          <w:szCs w:val="24"/>
+          <w:lang w:eastAsia="en-IN"/>
+        </w:rPr>
+      </w:pPr>
+    </w:p>
+    <w:p>
+      <w:pPr>
+        <w:spacing w:after="60" w:line="240" w:lineRule="auto"/>
+        <w:ind w:firstLine="360"/>
+        <w:rPr>
+          <w:rFonts w:ascii="Times New Roman" w:eastAsia="Times New Roman" w:hAnsi="Times New Roman" w:cs="Times New Roman"/>
+          <w:color w:val="1D1C1D"/>
+          <w:sz w:val="24"/>
+          <w:szCs w:val="24"/>
+          <w:lang w:eastAsia="en-IN"/>
+        </w:rPr>
+      </w:pPr>
+    </w:p>
+    <w:p>
+      <w:pPr>
+        <w:spacing w:after="60" w:line="240" w:lineRule="auto"/>
+        <w:ind w:firstLine="360"/>
+        <w:jc w:val="center"/>
+        <w:rPr>
+          <w:rFonts w:ascii="Times New Roman" w:eastAsia="Times New Roman" w:hAnsi="Times New Roman" w:cs="Times New Roman"/>
+          <w:b/>
+          <w:color w:val="1D1C1D"/>
+          <w:sz w:val="56"/>
+          <w:szCs w:val="56"/>
+          <w:lang w:eastAsia="en-IN"/>
+        </w:rPr>
+      </w:pPr>
+      <w:r>
+        <w:rPr>
+          <w:rFonts w:ascii="Times New Roman" w:eastAsia="Times New Roman" w:hAnsi="Times New Roman" w:cs="Times New Roman"/>
+          <w:color w:val="1D1C1D"/>
+          <w:sz w:val="24"/>
+          <w:szCs w:val="24"/>
+          <w:lang w:eastAsia="en-IN"/>
+        </w:rPr>
+        <w:lastRenderedPageBreak/>
+        <w:br/>
+      </w:r>
+      <w:r>
+        <w:rPr>
+          <w:rFonts w:ascii="Times New Roman" w:eastAsia="Times New Roman" w:hAnsi="Times New Roman" w:cs="Times New Roman"/>
+          <w:b/>
+          <w:bCs/>
+          <w:color w:val="1D1C1D"/>
+          <w:sz w:val="56"/>
+          <w:szCs w:val="56"/>
+          <w:lang w:eastAsia="en-IN"/>
+        </w:rPr>
+        <w:t>Exercise: Crontab Entries</w:t>
+      </w:r>
+    </w:p>
+    <w:p>
+      <w:pPr>
+        <w:numPr>
+          <w:ilvl w:val="0"/>
+          <w:numId w:val="3"/>
+        </w:numPr>
+        <w:spacing w:before="30" w:after="30" w:line="240" w:lineRule="auto"/>
+        <w:ind w:left="360"/>
+        <w:rPr>
+          <w:rFonts w:ascii="Times New Roman" w:eastAsia="Times New Roman" w:hAnsi="Times New Roman" w:cs="Times New Roman"/>
+          <w:b/>
+          <w:color w:val="1D1C1D"/>
+          <w:sz w:val="24"/>
+          <w:szCs w:val="24"/>
+          <w:lang w:eastAsia="en-IN"/>
+        </w:rPr>
+      </w:pPr>
+      <w:r>
+        <w:rPr>
+          <w:rFonts w:ascii="Times New Roman" w:eastAsia="Times New Roman" w:hAnsi="Times New Roman" w:cs="Times New Roman"/>
+          <w:b/>
+          <w:color w:val="1D1C1D"/>
+          <w:sz w:val="24"/>
+          <w:szCs w:val="24"/>
+          <w:lang w:eastAsia="en-IN"/>
+        </w:rPr>
+        <w:t>April 5th Midnight</w:t>
+      </w:r>
+    </w:p>
+    <w:p>
+      <w:pPr>
+        <w:spacing w:before="30" w:after="30" w:line="240" w:lineRule="auto"/>
+        <w:ind w:left="360"/>
+        <w:rPr>
+          <w:rFonts w:ascii="Times New Roman" w:eastAsia="Times New Roman" w:hAnsi="Times New Roman" w:cs="Times New Roman"/>
+          <w:b/>
+          <w:color w:val="1D1C1D"/>
+          <w:sz w:val="24"/>
+          <w:szCs w:val="24"/>
+          <w:lang w:eastAsia="en-IN"/>
+        </w:rPr>
+      </w:pPr>
+      <w:r>
+        <w:rPr>
+          <w:noProof/>
+        </w:rPr>
+        <w:drawing>
+          <wp:inline distT="0" distB="0" distL="0" distR="0" wp14:anchorId="69592B2F" wp14:editId="1CDA8EDB">
+            <wp:extent cx="5067300" cy="2343150"/>
+            <wp:effectExtent l="0" t="0" r="0" b="0"/>
+            <wp:docPr id="16" name="Picture 16"/>
+            <wp:cNvGraphicFramePr>
+              <a:graphicFrameLocks xmlns:a="http://schemas.openxmlformats.org/drawingml/2006/main" noChangeAspect="1"/>
+            </wp:cNvGraphicFramePr>
+            <a:graphic xmlns:a="http://schemas.openxmlformats.org/drawingml/2006/main">
+              <a:graphicData uri="http://schemas.openxmlformats.org/drawingml/2006/picture">
+                <pic:pic xmlns:pic="http://schemas.openxmlformats.org/drawingml/2006/picture">
+                  <pic:nvPicPr>
+                    <pic:cNvPr id="1" name=""/>
+                    <pic:cNvPicPr/>
+                  </pic:nvPicPr>
+                  <pic:blipFill>
+                    <a:blip r:embed="rId18"/>
+                    <a:stretch>
+                      <a:fillRect/>
+                    </a:stretch>
+                  </pic:blipFill>
+                  <pic:spPr>
+                    <a:xfrm>
+                      <a:off x="0" y="0"/>
+                      <a:ext cx="5067300" cy="2343150"/>
+                    </a:xfrm>
+                    <a:prstGeom prst="rect">
+                      <a:avLst/>
+                    </a:prstGeom>
+                  </pic:spPr>
+                </pic:pic>
+              </a:graphicData>
+            </a:graphic>
+          </wp:inline>
+        </w:drawing>
+      </w:r>
+    </w:p>
+    <w:p>
+      <w:pPr>
+        <w:spacing w:before="30" w:after="30" w:line="240" w:lineRule="auto"/>
+        <w:ind w:left="360"/>
+        <w:rPr>
+          <w:rFonts w:ascii="Times New Roman" w:eastAsia="Times New Roman" w:hAnsi="Times New Roman" w:cs="Times New Roman"/>
+          <w:b/>
+          <w:color w:val="1D1C1D"/>
+          <w:sz w:val="24"/>
+          <w:szCs w:val="24"/>
+          <w:lang w:eastAsia="en-IN"/>
+        </w:rPr>
+      </w:pPr>
+    </w:p>
+    <w:p>
+      <w:pPr>
+        <w:numPr>
+          <w:ilvl w:val="0"/>
+          <w:numId w:val="3"/>
+        </w:numPr>
+        <w:spacing w:before="30" w:after="30" w:line="240" w:lineRule="auto"/>
+        <w:ind w:left="360"/>
+        <w:rPr>
+          <w:rFonts w:ascii="Times New Roman" w:eastAsia="Times New Roman" w:hAnsi="Times New Roman" w:cs="Times New Roman"/>
+          <w:color w:val="1D1C1D"/>
+          <w:sz w:val="24"/>
+          <w:szCs w:val="24"/>
+          <w:lang w:eastAsia="en-IN"/>
+        </w:rPr>
+      </w:pPr>
+      <w:r>
+        <w:rPr>
+          <w:rFonts w:ascii="Times New Roman" w:eastAsia="Times New Roman" w:hAnsi="Times New Roman" w:cs="Times New Roman"/>
+          <w:color w:val="1D1C1D"/>
+          <w:sz w:val="24"/>
+          <w:szCs w:val="24"/>
+          <w:lang w:eastAsia="en-IN"/>
+        </w:rPr>
+        <w:t xml:space="preserve">5th of Every November, January, </w:t>
+      </w:r>
+      <w:proofErr w:type="spellStart"/>
+      <w:r>
+        <w:rPr>
+          <w:rFonts w:ascii="Times New Roman" w:eastAsia="Times New Roman" w:hAnsi="Times New Roman" w:cs="Times New Roman"/>
+          <w:color w:val="1D1C1D"/>
+          <w:sz w:val="24"/>
+          <w:szCs w:val="24"/>
+          <w:lang w:eastAsia="en-IN"/>
+        </w:rPr>
+        <w:t>June</w:t>
+      </w:r>
+      <w:r>
+        <w:rPr>
+          <w:rFonts w:ascii="Times New Roman" w:eastAsia="Times New Roman" w:hAnsi="Times New Roman" w:cs="Times New Roman"/>
+          <w:b/>
+          <w:bCs/>
+          <w:color w:val="1D1C1D"/>
+          <w:sz w:val="24"/>
+          <w:szCs w:val="24"/>
+          <w:lang w:eastAsia="en-IN"/>
+        </w:rPr>
+        <w:t>if</w:t>
+      </w:r>
+      <w:proofErr w:type="spellEnd"/>
+      <w:r>
+        <w:rPr>
+          <w:rFonts w:ascii="Times New Roman" w:eastAsia="Times New Roman" w:hAnsi="Times New Roman" w:cs="Times New Roman"/>
+          <w:b/>
+          <w:bCs/>
+          <w:color w:val="1D1C1D"/>
+          <w:sz w:val="24"/>
+          <w:szCs w:val="24"/>
+          <w:lang w:eastAsia="en-IN"/>
+        </w:rPr>
+        <w:t xml:space="preserve"> it is a Thursday</w:t>
+      </w:r>
+    </w:p>
+    <w:p>
+      <w:pPr>
+        <w:spacing w:before="30" w:after="30" w:line="240" w:lineRule="auto"/>
+        <w:ind w:left="360"/>
+        <w:rPr>
+          <w:rFonts w:ascii="Times New Roman" w:eastAsia="Times New Roman" w:hAnsi="Times New Roman" w:cs="Times New Roman"/>
+          <w:color w:val="1D1C1D"/>
+          <w:sz w:val="24"/>
+          <w:szCs w:val="24"/>
+          <w:lang w:eastAsia="en-IN"/>
+        </w:rPr>
+      </w:pPr>
+      <w:r>
+        <w:rPr>
+          <w:noProof/>
+        </w:rPr>
+        <w:drawing>
+          <wp:inline distT="0" distB="0" distL="0" distR="0" wp14:anchorId="19D399F8" wp14:editId="65C67A5C">
+            <wp:extent cx="4362450" cy="1352550"/>
+            <wp:effectExtent l="0" t="0" r="0" b="0"/>
+            <wp:docPr id="17" name="Picture 17"/>
+            <wp:cNvGraphicFramePr>
+              <a:graphicFrameLocks xmlns:a="http://schemas.openxmlformats.org/drawingml/2006/main" noChangeAspect="1"/>
+            </wp:cNvGraphicFramePr>
+            <a:graphic xmlns:a="http://schemas.openxmlformats.org/drawingml/2006/main">
+              <a:graphicData uri="http://schemas.openxmlformats.org/drawingml/2006/picture">
+                <pic:pic xmlns:pic="http://schemas.openxmlformats.org/drawingml/2006/picture">
+                  <pic:nvPicPr>
+                    <pic:cNvPr id="1" name=""/>
+                    <pic:cNvPicPr/>
+                  </pic:nvPicPr>
+                  <pic:blipFill>
+                    <a:blip r:embed="rId19"/>
+                    <a:stretch>
+                      <a:fillRect/>
+                    </a:stretch>
+                  </pic:blipFill>
+                  <pic:spPr>
+                    <a:xfrm>
+                      <a:off x="0" y="0"/>
+                      <a:ext cx="4362450" cy="1352550"/>
+                    </a:xfrm>
+                    <a:prstGeom prst="rect">
+                      <a:avLst/>
+                    </a:prstGeom>
+                  </pic:spPr>
+                </pic:pic>
+              </a:graphicData>
+            </a:graphic>
+          </wp:inline>
+        </w:drawing>
+      </w:r>
+    </w:p>
+    <w:p>
+      <w:pPr>
+        <w:numPr>
+          <w:ilvl w:val="0"/>
+          <w:numId w:val="3"/>
+        </w:numPr>
+        <w:spacing w:before="30" w:after="30" w:line="240" w:lineRule="auto"/>
+        <w:ind w:left="360"/>
+        <w:rPr>
+          <w:rFonts w:ascii="Times New Roman" w:eastAsia="Times New Roman" w:hAnsi="Times New Roman" w:cs="Times New Roman"/>
+          <w:color w:val="1D1C1D"/>
+          <w:sz w:val="24"/>
+          <w:szCs w:val="24"/>
+          <w:lang w:eastAsia="en-IN"/>
+        </w:rPr>
+      </w:pPr>
+      <w:r>
+        <w:rPr>
+          <w:rFonts w:ascii="Times New Roman" w:eastAsia="Times New Roman" w:hAnsi="Times New Roman" w:cs="Times New Roman"/>
+          <w:color w:val="1D1C1D"/>
+          <w:sz w:val="24"/>
+          <w:szCs w:val="24"/>
+          <w:lang w:eastAsia="en-IN"/>
+        </w:rPr>
+        <w:t>At</w:t>
+      </w:r>
+      <w:r>
+        <w:rPr>
+          <w:rFonts w:ascii="Times New Roman" w:eastAsia="Times New Roman" w:hAnsi="Times New Roman" w:cs="Times New Roman"/>
+          <w:b/>
+          <w:bCs/>
+          <w:color w:val="1D1C1D"/>
+          <w:sz w:val="24"/>
+          <w:szCs w:val="24"/>
+          <w:lang w:eastAsia="en-IN"/>
+        </w:rPr>
+        <w:t>05 and 27th minutes</w:t>
+      </w:r>
+      <w:r>
+        <w:rPr>
+          <w:rFonts w:ascii="Times New Roman" w:eastAsia="Times New Roman" w:hAnsi="Times New Roman" w:cs="Times New Roman"/>
+          <w:color w:val="1D1C1D"/>
+          <w:sz w:val="24"/>
+          <w:szCs w:val="24"/>
+          <w:lang w:eastAsia="en-IN"/>
+        </w:rPr>
+        <w:t>of</w:t>
+      </w:r>
+      <w:r>
+        <w:rPr>
+          <w:rFonts w:ascii="Times New Roman" w:eastAsia="Times New Roman" w:hAnsi="Times New Roman" w:cs="Times New Roman"/>
+          <w:b/>
+          <w:bCs/>
+          <w:color w:val="1D1C1D"/>
+          <w:sz w:val="24"/>
+          <w:szCs w:val="24"/>
+          <w:lang w:eastAsia="en-IN"/>
+        </w:rPr>
+        <w:t>9, 10, 11</w:t>
+      </w:r>
+      <w:r>
+        <w:rPr>
+          <w:rFonts w:ascii="Times New Roman" w:eastAsia="Times New Roman" w:hAnsi="Times New Roman" w:cs="Times New Roman"/>
+          <w:color w:val="1D1C1D"/>
+          <w:sz w:val="24"/>
+          <w:szCs w:val="24"/>
+          <w:lang w:eastAsia="en-IN"/>
+        </w:rPr>
+        <w:t>hours every day</w:t>
+      </w:r>
+    </w:p>
+    <w:p>
+      <w:pPr>
+        <w:spacing w:before="30" w:after="30" w:line="240" w:lineRule="auto"/>
+        <w:ind w:left="360"/>
+        <w:rPr>
+          <w:rFonts w:ascii="Times New Roman" w:eastAsia="Times New Roman" w:hAnsi="Times New Roman" w:cs="Times New Roman"/>
+          <w:color w:val="1D1C1D"/>
+          <w:sz w:val="24"/>
+          <w:szCs w:val="24"/>
+          <w:lang w:eastAsia="en-IN"/>
+        </w:rPr>
+      </w:pPr>
+      <w:r>
+        <w:rPr>
+          <w:noProof/>
+        </w:rPr>
+        <w:drawing>
+          <wp:inline distT="0" distB="0" distL="0" distR="0" wp14:anchorId="229BC9E6" wp14:editId="4D9D4610">
+            <wp:extent cx="3810000" cy="1295400"/>
+            <wp:effectExtent l="0" t="0" r="0" b="0"/>
+            <wp:docPr id="20" name="Picture 20"/>
+            <wp:cNvGraphicFramePr>
+              <a:graphicFrameLocks xmlns:a="http://schemas.openxmlformats.org/drawingml/2006/main" noChangeAspect="1"/>
+            </wp:cNvGraphicFramePr>
+            <a:graphic xmlns:a="http://schemas.openxmlformats.org/drawingml/2006/main">
+              <a:graphicData uri="http://schemas.openxmlformats.org/drawingml/2006/picture">
+                <pic:pic xmlns:pic="http://schemas.openxmlformats.org/drawingml/2006/picture">
+                  <pic:nvPicPr>
+                    <pic:cNvPr id="1" name=""/>
+                    <pic:cNvPicPr/>
+                  </pic:nvPicPr>
+                  <pic:blipFill>
+                    <a:blip r:embed="rId20"/>
+                    <a:stretch>
+                      <a:fillRect/>
+                    </a:stretch>
+                  </pic:blipFill>
+                  <pic:spPr>
+                    <a:xfrm>
+                      <a:off x="0" y="0"/>
+                      <a:ext cx="3810000" cy="1295400"/>
+                    </a:xfrm>
+                    <a:prstGeom prst="rect">
+                      <a:avLst/>
+                    </a:prstGeom>
+                  </pic:spPr>
+                </pic:pic>
+              </a:graphicData>
+            </a:graphic>
+          </wp:inline>
+        </w:drawing>
+      </w:r>
+    </w:p>
+    <w:p>
+      <w:pPr>
+        <w:numPr>
+          <w:ilvl w:val="0"/>
+          <w:numId w:val="3"/>
+        </w:numPr>
+        <w:spacing w:before="30" w:after="30" w:line="240" w:lineRule="auto"/>
+        <w:ind w:left="360"/>
+        <w:rPr>
+          <w:rFonts w:ascii="Times New Roman" w:eastAsia="Times New Roman" w:hAnsi="Times New Roman" w:cs="Times New Roman"/>
+          <w:color w:val="1D1C1D"/>
+          <w:sz w:val="24"/>
+          <w:szCs w:val="24"/>
+          <w:lang w:eastAsia="en-IN"/>
+        </w:rPr>
+      </w:pPr>
+      <w:r>
+        <w:rPr>
+          <w:rFonts w:ascii="Times New Roman" w:eastAsia="Times New Roman" w:hAnsi="Times New Roman" w:cs="Times New Roman"/>
+          <w:b/>
+          <w:bCs/>
+          <w:color w:val="1D1C1D"/>
+          <w:sz w:val="24"/>
+          <w:szCs w:val="24"/>
+          <w:lang w:eastAsia="en-IN"/>
+        </w:rPr>
+        <w:t>34 minutes</w:t>
+      </w:r>
+      <w:r>
+        <w:rPr>
+          <w:rFonts w:ascii="Times New Roman" w:eastAsia="Times New Roman" w:hAnsi="Times New Roman" w:cs="Times New Roman"/>
+          <w:color w:val="1D1C1D"/>
+          <w:sz w:val="24"/>
+          <w:szCs w:val="24"/>
+          <w:lang w:eastAsia="en-IN"/>
+        </w:rPr>
+        <w:t>of</w:t>
+      </w:r>
+      <w:r>
+        <w:rPr>
+          <w:rFonts w:ascii="Times New Roman" w:eastAsia="Times New Roman" w:hAnsi="Times New Roman" w:cs="Times New Roman"/>
+          <w:b/>
+          <w:bCs/>
+          <w:color w:val="1D1C1D"/>
+          <w:sz w:val="24"/>
+          <w:szCs w:val="24"/>
+          <w:lang w:eastAsia="en-IN"/>
+        </w:rPr>
+        <w:t>9th hour</w:t>
+      </w:r>
+      <w:r>
+        <w:rPr>
+          <w:rFonts w:ascii="Times New Roman" w:eastAsia="Times New Roman" w:hAnsi="Times New Roman" w:cs="Times New Roman"/>
+          <w:color w:val="1D1C1D"/>
+          <w:sz w:val="24"/>
+          <w:szCs w:val="24"/>
+          <w:lang w:eastAsia="en-IN"/>
+        </w:rPr>
+        <w:t>on</w:t>
+      </w:r>
+      <w:r>
+        <w:rPr>
+          <w:rFonts w:ascii="Times New Roman" w:eastAsia="Times New Roman" w:hAnsi="Times New Roman" w:cs="Times New Roman"/>
+          <w:b/>
+          <w:bCs/>
+          <w:color w:val="1D1C1D"/>
+          <w:sz w:val="24"/>
+          <w:szCs w:val="24"/>
+          <w:lang w:eastAsia="en-IN"/>
+        </w:rPr>
+        <w:t>15th August</w:t>
+      </w:r>
+    </w:p>
+    <w:p>
+      <w:pPr>
+        <w:spacing w:before="30" w:after="30" w:line="240" w:lineRule="auto"/>
+        <w:ind w:left="360"/>
+        <w:rPr>
+          <w:rFonts w:ascii="Times New Roman" w:eastAsia="Times New Roman" w:hAnsi="Times New Roman" w:cs="Times New Roman"/>
+          <w:color w:val="1D1C1D"/>
+          <w:sz w:val="24"/>
+          <w:szCs w:val="24"/>
+          <w:lang w:eastAsia="en-IN"/>
+        </w:rPr>
+      </w:pPr>
+      <w:r>
+        <w:rPr>
+          <w:noProof/>
+        </w:rPr>
+        <w:drawing>
+          <wp:inline distT="0" distB="0" distL="0" distR="0" wp14:anchorId="6EF6EC88" wp14:editId="11DD063C">
+            <wp:extent cx="3943350" cy="1362075"/>
+            <wp:effectExtent l="0" t="0" r="0" b="9525"/>
+            <wp:docPr id="19" name="Picture 19"/>
+            <wp:cNvGraphicFramePr>
+              <a:graphicFrameLocks xmlns:a="http://schemas.openxmlformats.org/drawingml/2006/main" noChangeAspect="1"/>
+            </wp:cNvGraphicFramePr>
+            <a:graphic xmlns:a="http://schemas.openxmlformats.org/drawingml/2006/main">
+              <a:graphicData uri="http://schemas.openxmlformats.org/drawingml/2006/picture">
+                <pic:pic xmlns:pic="http://schemas.openxmlformats.org/drawingml/2006/picture">
+                  <pic:nvPicPr>
+                    <pic:cNvPr id="1" name=""/>
+                    <pic:cNvPicPr/>
+                  </pic:nvPicPr>
+                  <pic:blipFill>
+                    <a:blip r:embed="rId21"/>
+                    <a:stretch>
+                      <a:fillRect/>
+                    </a:stretch>
+                  </pic:blipFill>
+                  <pic:spPr>
+                    <a:xfrm>
+                      <a:off x="0" y="0"/>
+                      <a:ext cx="3943350" cy="1362075"/>
+                    </a:xfrm>
+                    <a:prstGeom prst="rect">
+                      <a:avLst/>
+                    </a:prstGeom>
+                  </pic:spPr>
+                </pic:pic>
+              </a:graphicData>
+            </a:graphic>
+          </wp:inline>
+        </w:drawing>
+      </w:r>
+    </w:p>
+    <w:p>
+      <w:pPr>
+        <w:numPr>
+          <w:ilvl w:val="0"/>
+          <w:numId w:val="3"/>
+        </w:numPr>
+        <w:spacing w:before="30" w:after="30" w:line="240" w:lineRule="auto"/>
+        <w:ind w:left="360"/>
+        <w:rPr>
+          <w:rFonts w:ascii="Times New Roman" w:eastAsia="Times New Roman" w:hAnsi="Times New Roman" w:cs="Times New Roman"/>
+          <w:color w:val="1D1C1D"/>
+          <w:sz w:val="24"/>
+          <w:szCs w:val="24"/>
+          <w:lang w:eastAsia="en-IN"/>
+        </w:rPr>
+      </w:pPr>
+      <w:r>
+        <w:rPr>
+          <w:rFonts w:ascii="Times New Roman" w:eastAsia="Times New Roman" w:hAnsi="Times New Roman" w:cs="Times New Roman"/>
+          <w:color w:val="1D1C1D"/>
+          <w:sz w:val="24"/>
+          <w:szCs w:val="24"/>
+          <w:lang w:eastAsia="en-IN"/>
+        </w:rPr>
+        <w:t>Every midnight</w:t>
+      </w:r>
+    </w:p>
+    <w:p>
+      <w:pPr>
+        <w:spacing w:before="30" w:after="30" w:line="240" w:lineRule="auto"/>
+        <w:ind w:left="360"/>
+        <w:rPr>
+          <w:rFonts w:ascii="Times New Roman" w:eastAsia="Times New Roman" w:hAnsi="Times New Roman" w:cs="Times New Roman"/>
+          <w:color w:val="1D1C1D"/>
+          <w:sz w:val="24"/>
+          <w:szCs w:val="24"/>
+          <w:lang w:eastAsia="en-IN"/>
+        </w:rPr>
+      </w:pPr>
+      <w:r>
+        <w:rPr>
+          <w:noProof/>
+        </w:rPr>
+        <w:lastRenderedPageBreak/>
+        <w:drawing>
+          <wp:inline distT="0" distB="0" distL="0" distR="0" wp14:anchorId="0DCB5B96" wp14:editId="3F1C8261">
+            <wp:extent cx="5731510" cy="1001395"/>
+            <wp:effectExtent l="0" t="0" r="2540" b="8255"/>
+            <wp:docPr id="4" name="Picture 4"/>
+            <wp:cNvGraphicFramePr>
+              <a:graphicFrameLocks xmlns:a="http://schemas.openxmlformats.org/drawingml/2006/main" noChangeAspect="1"/>
+            </wp:cNvGraphicFramePr>
+            <a:graphic xmlns:a="http://schemas.openxmlformats.org/drawingml/2006/main">
+              <a:graphicData uri="http://schemas.openxmlformats.org/drawingml/2006/picture">
+                <pic:pic xmlns:pic="http://schemas.openxmlformats.org/drawingml/2006/picture">
+                  <pic:nvPicPr>
+                    <pic:cNvPr id="1" name=""/>
+                    <pic:cNvPicPr/>
+                  </pic:nvPicPr>
+                  <pic:blipFill>
+                    <a:blip r:embed="rId22"/>
+                    <a:stretch>
+                      <a:fillRect/>
+                    </a:stretch>
+                  </pic:blipFill>
+                  <pic:spPr>
+                    <a:xfrm>
+                      <a:off x="0" y="0"/>
+                      <a:ext cx="5731510" cy="1001395"/>
+                    </a:xfrm>
+                    <a:prstGeom prst="rect">
+                      <a:avLst/>
+                    </a:prstGeom>
+                  </pic:spPr>
+                </pic:pic>
+              </a:graphicData>
+            </a:graphic>
+          </wp:inline>
+        </w:drawing>
+      </w:r>
+    </w:p>
+    <w:p>
+      <w:pPr>
+        <w:numPr>
+          <w:ilvl w:val="0"/>
+          <w:numId w:val="3"/>
+        </w:numPr>
+        <w:spacing w:before="30" w:after="30" w:line="240" w:lineRule="auto"/>
+        <w:ind w:left="360"/>
+        <w:rPr>
+          <w:rFonts w:ascii="Times New Roman" w:eastAsia="Times New Roman" w:hAnsi="Times New Roman" w:cs="Times New Roman"/>
+          <w:color w:val="1D1C1D"/>
+          <w:sz w:val="24"/>
+          <w:szCs w:val="24"/>
+          <w:lang w:eastAsia="en-IN"/>
+        </w:rPr>
+      </w:pPr>
+      <w:r>
+        <w:rPr>
+          <w:rFonts w:ascii="Times New Roman" w:eastAsia="Times New Roman" w:hAnsi="Times New Roman" w:cs="Times New Roman"/>
+          <w:color w:val="1D1C1D"/>
+          <w:sz w:val="24"/>
+          <w:szCs w:val="24"/>
+          <w:lang w:eastAsia="en-IN"/>
+        </w:rPr>
+        <w:t>Every Weekend (</w:t>
+      </w:r>
+      <w:r>
+        <w:rPr>
+          <w:rFonts w:ascii="Times New Roman" w:eastAsia="Times New Roman" w:hAnsi="Times New Roman" w:cs="Times New Roman"/>
+          <w:b/>
+          <w:bCs/>
+          <w:color w:val="1D1C1D"/>
+          <w:sz w:val="24"/>
+          <w:szCs w:val="24"/>
+          <w:lang w:eastAsia="en-IN"/>
+        </w:rPr>
+        <w:t>Saturday night 11:59 PM</w:t>
+      </w:r>
+      <w:r>
+        <w:rPr>
+          <w:rFonts w:ascii="Times New Roman" w:eastAsia="Times New Roman" w:hAnsi="Times New Roman" w:cs="Times New Roman"/>
+          <w:color w:val="1D1C1D"/>
+          <w:sz w:val="24"/>
+          <w:szCs w:val="24"/>
+          <w:lang w:eastAsia="en-IN"/>
+        </w:rPr>
+        <w:t>)</w:t>
+      </w:r>
+    </w:p>
+    <w:p>
+      <w:pPr>
+        <w:spacing w:before="30" w:after="30" w:line="240" w:lineRule="auto"/>
+        <w:ind w:left="360"/>
+        <w:rPr>
+          <w:rFonts w:ascii="Times New Roman" w:eastAsia="Times New Roman" w:hAnsi="Times New Roman" w:cs="Times New Roman"/>
+          <w:color w:val="1D1C1D"/>
+          <w:sz w:val="24"/>
+          <w:szCs w:val="24"/>
+          <w:lang w:eastAsia="en-IN"/>
+        </w:rPr>
+      </w:pPr>
+      <w:r>
+        <w:rPr>
+          <w:noProof/>
+        </w:rPr>
+        <w:drawing>
+          <wp:inline distT="0" distB="0" distL="0" distR="0" wp14:anchorId="5EAAD923" wp14:editId="5B590262">
+            <wp:extent cx="4114800" cy="2114550"/>
+            <wp:effectExtent l="0" t="0" r="0" b="0"/>
+            <wp:docPr id="7" name="Picture 7"/>
+            <wp:cNvGraphicFramePr>
+              <a:graphicFrameLocks xmlns:a="http://schemas.openxmlformats.org/drawingml/2006/main" noChangeAspect="1"/>
+            </wp:cNvGraphicFramePr>
+            <a:graphic xmlns:a="http://schemas.openxmlformats.org/drawingml/2006/main">
+              <a:graphicData uri="http://schemas.openxmlformats.org/drawingml/2006/picture">
+                <pic:pic xmlns:pic="http://schemas.openxmlformats.org/drawingml/2006/picture">
+                  <pic:nvPicPr>
+                    <pic:cNvPr id="1" name=""/>
+                    <pic:cNvPicPr/>
+                  </pic:nvPicPr>
+                  <pic:blipFill>
+                    <a:blip r:embed="rId23"/>
+                    <a:stretch>
+                      <a:fillRect/>
+                    </a:stretch>
+                  </pic:blipFill>
+                  <pic:spPr>
+                    <a:xfrm>
+                      <a:off x="0" y="0"/>
+                      <a:ext cx="4114800" cy="2114550"/>
+                    </a:xfrm>
+                    <a:prstGeom prst="rect">
+                      <a:avLst/>
+                    </a:prstGeom>
+                  </pic:spPr>
+                </pic:pic>
+              </a:graphicData>
+            </a:graphic>
+          </wp:inline>
+        </w:drawing>
+      </w:r>
       <w:bookmarkStart w:id="0" w:name="_GoBack"/>
       <w:bookmarkEnd w:id="0"/>
     </w:p>
     <w:p>
       <w:pPr>
+        <w:numPr>
+          <w:ilvl w:val="0"/>
+          <w:numId w:val="3"/>
+        </w:numPr>
+        <w:spacing w:before="30" w:after="30" w:line="240" w:lineRule="auto"/>
+        <w:ind w:left="360"/>
+        <w:rPr>
+          <w:rFonts w:ascii="Times New Roman" w:eastAsia="Times New Roman" w:hAnsi="Times New Roman" w:cs="Times New Roman"/>
+          <w:color w:val="1D1C1D"/>
+          <w:sz w:val="24"/>
+          <w:szCs w:val="24"/>
+          <w:lang w:eastAsia="en-IN"/>
+        </w:rPr>
+      </w:pPr>
+      <w:r>
+        <w:rPr>
+          <w:rFonts w:ascii="Times New Roman" w:eastAsia="Times New Roman" w:hAnsi="Times New Roman" w:cs="Times New Roman"/>
+          <w:color w:val="1D1C1D"/>
+          <w:sz w:val="24"/>
+          <w:szCs w:val="24"/>
+          <w:lang w:eastAsia="en-IN"/>
+        </w:rPr>
+        <w:t>After every reboot</w:t>
+      </w:r>
+    </w:p>
+    <w:p>
+      <w:pPr>
+        <w:spacing w:before="30" w:after="30" w:line="240" w:lineRule="auto"/>
+        <w:ind w:left="360"/>
+        <w:rPr>
+          <w:rFonts w:ascii="Times New Roman" w:eastAsia="Times New Roman" w:hAnsi="Times New Roman" w:cs="Times New Roman"/>
+          <w:color w:val="1D1C1D"/>
+          <w:sz w:val="24"/>
+          <w:szCs w:val="24"/>
+          <w:lang w:eastAsia="en-IN"/>
+        </w:rPr>
+      </w:pPr>
+      <w:r>
+        <w:rPr>
+          <w:noProof/>
+        </w:rPr>
+        <w:drawing>
+          <wp:inline distT="0" distB="0" distL="0" distR="0" wp14:anchorId="0D60FED5" wp14:editId="5D1CDA37">
+            <wp:extent cx="3781425" cy="1381125"/>
+            <wp:effectExtent l="0" t="0" r="9525" b="9525"/>
+            <wp:docPr id="18" name="Picture 18"/>
+            <wp:cNvGraphicFramePr>
+              <a:graphicFrameLocks xmlns:a="http://schemas.openxmlformats.org/drawingml/2006/main" noChangeAspect="1"/>
+            </wp:cNvGraphicFramePr>
+            <a:graphic xmlns:a="http://schemas.openxmlformats.org/drawingml/2006/main">
+              <a:graphicData uri="http://schemas.openxmlformats.org/drawingml/2006/picture">
+                <pic:pic xmlns:pic="http://schemas.openxmlformats.org/drawingml/2006/picture">
+                  <pic:nvPicPr>
+                    <pic:cNvPr id="1" name=""/>
+                    <pic:cNvPicPr/>
+                  </pic:nvPicPr>
+                  <pic:blipFill>
+                    <a:blip r:embed="rId24"/>
+                    <a:stretch>
+                      <a:fillRect/>
+                    </a:stretch>
+                  </pic:blipFill>
+                  <pic:spPr>
+                    <a:xfrm>
+                      <a:off x="0" y="0"/>
+                      <a:ext cx="3781425" cy="1381125"/>
+                    </a:xfrm>
+                    <a:prstGeom prst="rect">
+                      <a:avLst/>
+                    </a:prstGeom>
+                  </pic:spPr>
+                </pic:pic>
+              </a:graphicData>
+            </a:graphic>
+          </wp:inline>
+        </w:drawing>
+      </w:r>
+    </w:p>
+    <w:p>
+      <w:pPr>
         <w:pStyle w:val="NoSpacing"/>
-        <w:ind w:left="720"/>
+        <w:jc w:val="both"/>
         <w:rPr>
           <w:b/>
           <w:lang w:val="en-US"/>
@@ -171,158 +3680,7 @@
     <w:p>
       <w:pPr>
         <w:pStyle w:val="NoSpacing"/>
-        <w:ind w:left="720"/>
-        <w:rPr>
-          <w:b/>
-          <w:lang w:val="en-US"/>
-        </w:rPr>
-      </w:pPr>
-      <w:r>
-        <w:rPr>
-          <w:b/>
-          <w:lang w:val="en-US"/>
-        </w:rPr>
-        <w:t>DIR="/home/ec2-user/</w:t>
-      </w:r>
-      <w:proofErr w:type="spellStart"/>
-      <w:r>
-        <w:rPr>
-          <w:b/>
-          <w:lang w:val="en-US"/>
-        </w:rPr>
-        <w:t>mydirectory</w:t>
-      </w:r>
-      <w:proofErr w:type="spellEnd"/>
-      <w:r>
-        <w:rPr>
-          <w:b/>
-          <w:lang w:val="en-US"/>
-        </w:rPr>
-        <w:t>"</w:t>
-      </w:r>
-    </w:p>
-    <w:p>
-      <w:pPr>
-        <w:pStyle w:val="NoSpacing"/>
-        <w:ind w:left="720"/>
-        <w:rPr>
-          <w:b/>
-          <w:lang w:val="en-US"/>
-        </w:rPr>
-      </w:pPr>
-    </w:p>
-    <w:p>
-      <w:pPr>
-        <w:pStyle w:val="NoSpacing"/>
-        <w:ind w:left="720"/>
-        <w:rPr>
-          <w:b/>
-          <w:lang w:val="en-US"/>
-        </w:rPr>
-      </w:pPr>
-      <w:r>
-        <w:rPr>
-          <w:b/>
-          <w:lang w:val="en-US"/>
-        </w:rPr>
-        <w:t>if [ -d "$DIR</w:t>
-      </w:r>
-      <w:proofErr w:type="gramStart"/>
-      <w:r>
-        <w:rPr>
-          <w:b/>
-          <w:lang w:val="en-US"/>
-        </w:rPr>
-        <w:t>" ]</w:t>
-      </w:r>
-      <w:proofErr w:type="gramEnd"/>
-      <w:r>
-        <w:rPr>
-          <w:b/>
-          <w:lang w:val="en-US"/>
-        </w:rPr>
-        <w:t>; then</w:t>
-      </w:r>
-    </w:p>
-    <w:p>
-      <w:pPr>
-        <w:pStyle w:val="NoSpacing"/>
-        <w:ind w:left="720"/>
-        <w:rPr>
-          <w:b/>
-          <w:lang w:val="en-US"/>
-        </w:rPr>
-      </w:pPr>
-      <w:r>
-        <w:rPr>
-          <w:b/>
-          <w:lang w:val="en-US"/>
-        </w:rPr>
-        <w:t xml:space="preserve">    echo "Directory exists."</w:t>
-      </w:r>
-    </w:p>
-    <w:p>
-      <w:pPr>
-        <w:pStyle w:val="NoSpacing"/>
-        <w:ind w:left="720"/>
-        <w:rPr>
-          <w:b/>
-          <w:lang w:val="en-US"/>
-        </w:rPr>
-      </w:pPr>
-      <w:r>
-        <w:rPr>
-          <w:b/>
-          <w:lang w:val="en-US"/>
-        </w:rPr>
-        <w:t>else</w:t>
-      </w:r>
-    </w:p>
-    <w:p>
-      <w:pPr>
-        <w:pStyle w:val="NoSpacing"/>
-        <w:ind w:left="720"/>
-        <w:rPr>
-          <w:b/>
-          <w:lang w:val="en-US"/>
-        </w:rPr>
-      </w:pPr>
-      <w:r>
-        <w:rPr>
-          <w:b/>
-          <w:lang w:val="en-US"/>
-        </w:rPr>
-        <w:t xml:space="preserve">    echo "Directory does not exist."</w:t>
-      </w:r>
-    </w:p>
-    <w:p>
-      <w:pPr>
-        <w:pStyle w:val="NoSpacing"/>
-        <w:ind w:left="720"/>
-        <w:rPr>
-          <w:b/>
-          <w:lang w:val="en-US"/>
-        </w:rPr>
-      </w:pPr>
-      <w:r>
-        <w:rPr>
-          <w:b/>
-          <w:lang w:val="en-US"/>
-        </w:rPr>
-        <w:t>F</w:t>
-      </w:r>
-      <w:r>
-        <w:rPr>
-          <w:b/>
-          <w:lang w:val="en-US"/>
-        </w:rPr>
-        <w:t>i</w:t>
-      </w:r>
-    </w:p>
-    <w:p>
-      <w:pPr>
-        <w:pStyle w:val="NoSpacing"/>
-        <w:ind w:left="720"/>
+        <w:jc w:val="both"/>
         <w:rPr>
           <w:b/>
           <w:lang w:val="en-US"/>
@@ -342,6 +3700,232 @@
 <file path=word/numbering.xml><?xml version="1.0" encoding="utf-8"?>
 <w:numbering xmlns:wpc="http://schemas.microsoft.com/office/word/2010/wordprocessingCanvas" xmlns:cx="http://schemas.microsoft.com/office/drawing/2014/chartex" xmlns:cx1="http://schemas.microsoft.com/office/drawing/2015/9/8/chartex" xmlns:cx2="http://schemas.microsoft.com/office/drawing/2015/10/21/chartex" xmlns:cx3="http://schemas.microsoft.com/office/drawing/2016/5/9/chartex" xmlns:cx4="http://schemas.microsoft.com/office/drawing/2016/5/10/chartex" xmlns:cx5="http://schemas.microsoft.com/office/drawing/2016/5/11/chartex" xmlns:cx6="http://schemas.microsoft.com/office/drawing/2016/5/12/chartex" xmlns:cx7="http://schemas.microsoft.com/office/drawing/2016/5/13/chartex" xmlns:cx8="http://schemas.microsoft.com/office/drawing/2016/5/14/chartex" xmlns:mc="http://schemas.openxmlformats.org/markup-compatibility/2006" xmlns:aink="http://schemas.microsoft.com/office/drawing/2016/ink" xmlns:am3d="http://schemas.microsoft.com/office/drawing/2017/model3d" xmlns:o="urn:schemas-microsoft-com:office:office" xmlns:r="http://schemas.openxmlformats.org/officeDocument/2006/relationships" xmlns:m="http://schemas.openxmlformats.org/officeDocument/2006/math" xmlns:v="urn:schemas-microsoft-com:vml" xmlns:wp14="http://schemas.microsoft.com/office/word/2010/wordprocessingDrawing" xmlns:wp="http://schemas.openxmlformats.org/drawingml/2006/wordprocessingDrawing" xmlns:w10="urn:schemas-microsoft-com:office:word" xmlns:w="http://schemas.openxmlformats.org/wordprocessingml/2006/main" xmlns:w14="http://schemas.microsoft.com/office/word/2010/wordml" xmlns:w15="http://schemas.microsoft.com/office/word/2012/wordml" xmlns:w16cid="http://schemas.microsoft.com/office/word/2016/wordml/cid" xmlns:w16se="http://schemas.microsoft.com/office/word/2015/wordml/symex" xmlns:wpg="http://schemas.microsoft.com/office/word/2010/wordprocessingGroup" xmlns:wpi="http://schemas.microsoft.com/office/word/2010/wordprocessingInk" xmlns:wne="http://schemas.microsoft.com/office/word/2006/wordml" xmlns:wps="http://schemas.microsoft.com/office/word/2010/wordprocessingShape" mc:Ignorable="w14 w15 w16se w16cid wp14">
   <w:abstractNum w:abstractNumId="0" w15:restartNumberingAfterBreak="0">
+    <w:nsid w:val="122E148C"/>
+    <w:multiLevelType w:val="multilevel"/>
+    <w:tmpl w:val="C8D62C9A"/>
+    <w:lvl w:ilvl="0">
+      <w:start w:val="1"/>
+      <w:numFmt w:val="decimal"/>
+      <w:lvlText w:val="%1."/>
+      <w:lvlJc w:val="left"/>
+      <w:pPr>
+        <w:tabs>
+          <w:tab w:val="num" w:pos="720"/>
+        </w:tabs>
+        <w:ind w:left="720" w:hanging="360"/>
+      </w:pPr>
+    </w:lvl>
+    <w:lvl w:ilvl="1" w:tentative="1">
+      <w:start w:val="1"/>
+      <w:numFmt w:val="decimal"/>
+      <w:lvlText w:val="%2."/>
+      <w:lvlJc w:val="left"/>
+      <w:pPr>
+        <w:tabs>
+          <w:tab w:val="num" w:pos="1440"/>
+        </w:tabs>
+        <w:ind w:left="1440" w:hanging="360"/>
+      </w:pPr>
+    </w:lvl>
+    <w:lvl w:ilvl="2" w:tentative="1">
+      <w:start w:val="1"/>
+      <w:numFmt w:val="decimal"/>
+      <w:lvlText w:val="%3."/>
+      <w:lvlJc w:val="left"/>
+      <w:pPr>
+        <w:tabs>
+          <w:tab w:val="num" w:pos="2160"/>
+        </w:tabs>
+        <w:ind w:left="2160" w:hanging="360"/>
+      </w:pPr>
+    </w:lvl>
+    <w:lvl w:ilvl="3" w:tentative="1">
+      <w:start w:val="1"/>
+      <w:numFmt w:val="decimal"/>
+      <w:lvlText w:val="%4."/>
+      <w:lvlJc w:val="left"/>
+      <w:pPr>
+        <w:tabs>
+          <w:tab w:val="num" w:pos="2880"/>
+        </w:tabs>
+        <w:ind w:left="2880" w:hanging="360"/>
+      </w:pPr>
+    </w:lvl>
+    <w:lvl w:ilvl="4" w:tentative="1">
+      <w:start w:val="1"/>
+      <w:numFmt w:val="decimal"/>
+      <w:lvlText w:val="%5."/>
+      <w:lvlJc w:val="left"/>
+      <w:pPr>
+        <w:tabs>
+          <w:tab w:val="num" w:pos="3600"/>
+        </w:tabs>
+        <w:ind w:left="3600" w:hanging="360"/>
+      </w:pPr>
+    </w:lvl>
+    <w:lvl w:ilvl="5" w:tentative="1">
+      <w:start w:val="1"/>
+      <w:numFmt w:val="decimal"/>
+      <w:lvlText w:val="%6."/>
+      <w:lvlJc w:val="left"/>
+      <w:pPr>
+        <w:tabs>
+          <w:tab w:val="num" w:pos="4320"/>
+        </w:tabs>
+        <w:ind w:left="4320" w:hanging="360"/>
+      </w:pPr>
+    </w:lvl>
+    <w:lvl w:ilvl="6" w:tentative="1">
+      <w:start w:val="1"/>
+      <w:numFmt w:val="decimal"/>
+      <w:lvlText w:val="%7."/>
+      <w:lvlJc w:val="left"/>
+      <w:pPr>
+        <w:tabs>
+          <w:tab w:val="num" w:pos="5040"/>
+        </w:tabs>
+        <w:ind w:left="5040" w:hanging="360"/>
+      </w:pPr>
+    </w:lvl>
+    <w:lvl w:ilvl="7" w:tentative="1">
+      <w:start w:val="1"/>
+      <w:numFmt w:val="decimal"/>
+      <w:lvlText w:val="%8."/>
+      <w:lvlJc w:val="left"/>
+      <w:pPr>
+        <w:tabs>
+          <w:tab w:val="num" w:pos="5760"/>
+        </w:tabs>
+        <w:ind w:left="5760" w:hanging="360"/>
+      </w:pPr>
+    </w:lvl>
+    <w:lvl w:ilvl="8" w:tentative="1">
+      <w:start w:val="1"/>
+      <w:numFmt w:val="decimal"/>
+      <w:lvlText w:val="%9."/>
+      <w:lvlJc w:val="left"/>
+      <w:pPr>
+        <w:tabs>
+          <w:tab w:val="num" w:pos="6480"/>
+        </w:tabs>
+        <w:ind w:left="6480" w:hanging="360"/>
+      </w:pPr>
+    </w:lvl>
+  </w:abstractNum>
+  <w:abstractNum w:abstractNumId="1" w15:restartNumberingAfterBreak="0">
+    <w:nsid w:val="17CD3F18"/>
+    <w:multiLevelType w:val="multilevel"/>
+    <w:tmpl w:val="661A6666"/>
+    <w:lvl w:ilvl="0">
+      <w:start w:val="1"/>
+      <w:numFmt w:val="decimal"/>
+      <w:lvlText w:val="%1."/>
+      <w:lvlJc w:val="left"/>
+      <w:pPr>
+        <w:tabs>
+          <w:tab w:val="num" w:pos="720"/>
+        </w:tabs>
+        <w:ind w:left="720" w:hanging="360"/>
+      </w:pPr>
+    </w:lvl>
+    <w:lvl w:ilvl="1" w:tentative="1">
+      <w:start w:val="1"/>
+      <w:numFmt w:val="decimal"/>
+      <w:lvlText w:val="%2."/>
+      <w:lvlJc w:val="left"/>
+      <w:pPr>
+        <w:tabs>
+          <w:tab w:val="num" w:pos="1440"/>
+        </w:tabs>
+        <w:ind w:left="1440" w:hanging="360"/>
+      </w:pPr>
+    </w:lvl>
+    <w:lvl w:ilvl="2" w:tentative="1">
+      <w:start w:val="1"/>
+      <w:numFmt w:val="decimal"/>
+      <w:lvlText w:val="%3."/>
+      <w:lvlJc w:val="left"/>
+      <w:pPr>
+        <w:tabs>
+          <w:tab w:val="num" w:pos="2160"/>
+        </w:tabs>
+        <w:ind w:left="2160" w:hanging="360"/>
+      </w:pPr>
+    </w:lvl>
+    <w:lvl w:ilvl="3" w:tentative="1">
+      <w:start w:val="1"/>
+      <w:numFmt w:val="decimal"/>
+      <w:lvlText w:val="%4."/>
+      <w:lvlJc w:val="left"/>
+      <w:pPr>
+        <w:tabs>
+          <w:tab w:val="num" w:pos="2880"/>
+        </w:tabs>
+        <w:ind w:left="2880" w:hanging="360"/>
+      </w:pPr>
+    </w:lvl>
+    <w:lvl w:ilvl="4" w:tentative="1">
+      <w:start w:val="1"/>
+      <w:numFmt w:val="decimal"/>
+      <w:lvlText w:val="%5."/>
+      <w:lvlJc w:val="left"/>
+      <w:pPr>
+        <w:tabs>
+          <w:tab w:val="num" w:pos="3600"/>
+        </w:tabs>
+        <w:ind w:left="3600" w:hanging="360"/>
+      </w:pPr>
+    </w:lvl>
+    <w:lvl w:ilvl="5" w:tentative="1">
+      <w:start w:val="1"/>
+      <w:numFmt w:val="decimal"/>
+      <w:lvlText w:val="%6."/>
+      <w:lvlJc w:val="left"/>
+      <w:pPr>
+        <w:tabs>
+          <w:tab w:val="num" w:pos="4320"/>
+        </w:tabs>
+        <w:ind w:left="4320" w:hanging="360"/>
+      </w:pPr>
+    </w:lvl>
+    <w:lvl w:ilvl="6" w:tentative="1">
+      <w:start w:val="1"/>
+      <w:numFmt w:val="decimal"/>
+      <w:lvlText w:val="%7."/>
+      <w:lvlJc w:val="left"/>
+      <w:pPr>
+        <w:tabs>
+          <w:tab w:val="num" w:pos="5040"/>
+        </w:tabs>
+        <w:ind w:left="5040" w:hanging="360"/>
+      </w:pPr>
+    </w:lvl>
+    <w:lvl w:ilvl="7" w:tentative="1">
+      <w:start w:val="1"/>
+      <w:numFmt w:val="decimal"/>
+      <w:lvlText w:val="%8."/>
+      <w:lvlJc w:val="left"/>
+      <w:pPr>
+        <w:tabs>
+          <w:tab w:val="num" w:pos="5760"/>
+        </w:tabs>
+        <w:ind w:left="5760" w:hanging="360"/>
+      </w:pPr>
+    </w:lvl>
+    <w:lvl w:ilvl="8" w:tentative="1">
+      <w:start w:val="1"/>
+      <w:numFmt w:val="decimal"/>
+      <w:lvlText w:val="%9."/>
+      <w:lvlJc w:val="left"/>
+      <w:pPr>
+        <w:tabs>
+          <w:tab w:val="num" w:pos="6480"/>
+        </w:tabs>
+        <w:ind w:left="6480" w:hanging="360"/>
+      </w:pPr>
+    </w:lvl>
+  </w:abstractNum>
+  <w:abstractNum w:abstractNumId="2" w15:restartNumberingAfterBreak="0">
     <w:nsid w:val="3A644441"/>
     <w:multiLevelType w:val="hybridMultilevel"/>
     <w:tmpl w:val="68449916"/>
@@ -430,8 +4014,106 @@
       </w:pPr>
     </w:lvl>
   </w:abstractNum>
+  <w:abstractNum w:abstractNumId="3" w15:restartNumberingAfterBreak="0">
+    <w:nsid w:val="7B3A3180"/>
+    <w:multiLevelType w:val="hybridMultilevel"/>
+    <w:tmpl w:val="D8084654"/>
+    <w:lvl w:ilvl="0" w:tplc="120E083A">
+      <w:start w:val="2"/>
+      <w:numFmt w:val="decimal"/>
+      <w:lvlText w:val="%1"/>
+      <w:lvlJc w:val="left"/>
+      <w:pPr>
+        <w:ind w:left="720" w:hanging="360"/>
+      </w:pPr>
+      <w:rPr>
+        <w:rFonts w:hint="default"/>
+      </w:rPr>
+    </w:lvl>
+    <w:lvl w:ilvl="1" w:tplc="40090019" w:tentative="1">
+      <w:start w:val="1"/>
+      <w:numFmt w:val="lowerLetter"/>
+      <w:lvlText w:val="%2."/>
+      <w:lvlJc w:val="left"/>
+      <w:pPr>
+        <w:ind w:left="1440" w:hanging="360"/>
+      </w:pPr>
+    </w:lvl>
+    <w:lvl w:ilvl="2" w:tplc="4009001B" w:tentative="1">
+      <w:start w:val="1"/>
+      <w:numFmt w:val="lowerRoman"/>
+      <w:lvlText w:val="%3."/>
+      <w:lvlJc w:val="right"/>
+      <w:pPr>
+        <w:ind w:left="2160" w:hanging="180"/>
+      </w:pPr>
+    </w:lvl>
+    <w:lvl w:ilvl="3" w:tplc="4009000F" w:tentative="1">
+      <w:start w:val="1"/>
+      <w:numFmt w:val="decimal"/>
+      <w:lvlText w:val="%4."/>
+      <w:lvlJc w:val="left"/>
+      <w:pPr>
+        <w:ind w:left="2880" w:hanging="360"/>
+      </w:pPr>
+    </w:lvl>
+    <w:lvl w:ilvl="4" w:tplc="40090019" w:tentative="1">
+      <w:start w:val="1"/>
+      <w:numFmt w:val="lowerLetter"/>
+      <w:lvlText w:val="%5."/>
+      <w:lvlJc w:val="left"/>
+      <w:pPr>
+        <w:ind w:left="3600" w:hanging="360"/>
+      </w:pPr>
+    </w:lvl>
+    <w:lvl w:ilvl="5" w:tplc="4009001B" w:tentative="1">
+      <w:start w:val="1"/>
+      <w:numFmt w:val="lowerRoman"/>
+      <w:lvlText w:val="%6."/>
+      <w:lvlJc w:val="right"/>
+      <w:pPr>
+        <w:ind w:left="4320" w:hanging="180"/>
+      </w:pPr>
+    </w:lvl>
+    <w:lvl w:ilvl="6" w:tplc="4009000F" w:tentative="1">
+      <w:start w:val="1"/>
+      <w:numFmt w:val="decimal"/>
+      <w:lvlText w:val="%7."/>
+      <w:lvlJc w:val="left"/>
+      <w:pPr>
+        <w:ind w:left="5040" w:hanging="360"/>
+      </w:pPr>
+    </w:lvl>
+    <w:lvl w:ilvl="7" w:tplc="40090019" w:tentative="1">
+      <w:start w:val="1"/>
+      <w:numFmt w:val="lowerLetter"/>
+      <w:lvlText w:val="%8."/>
+      <w:lvlJc w:val="left"/>
+      <w:pPr>
+        <w:ind w:left="5760" w:hanging="360"/>
+      </w:pPr>
+    </w:lvl>
+    <w:lvl w:ilvl="8" w:tplc="4009001B" w:tentative="1">
+      <w:start w:val="1"/>
+      <w:numFmt w:val="lowerRoman"/>
+      <w:lvlText w:val="%9."/>
+      <w:lvlJc w:val="right"/>
+      <w:pPr>
+        <w:ind w:left="6480" w:hanging="180"/>
+      </w:pPr>
+    </w:lvl>
+  </w:abstractNum>
   <w:num w:numId="1">
+    <w:abstractNumId w:val="2"/>
+  </w:num>
+  <w:num w:numId="2">
+    <w:abstractNumId w:val="1"/>
+  </w:num>
+  <w:num w:numId="3">
     <w:abstractNumId w:val="0"/>
+  </w:num>
+  <w:num w:numId="4">
+    <w:abstractNumId w:val="3"/>
   </w:num>
 </w:numbering>
 </file>
@@ -870,6 +4552,17 @@
       <w:spacing w:after="0" w:line="240" w:lineRule="auto"/>
     </w:pPr>
   </w:style>
+  <w:style w:type="paragraph" w:styleId="ListParagraph">
+    <w:name w:val="List Paragraph"/>
+    <w:basedOn w:val="Normal"/>
+    <w:uiPriority w:val="34"/>
+    <w:qFormat/>
+    <w:rsid w:val="001E4413"/>
+    <w:pPr>
+      <w:ind w:left="720"/>
+      <w:contextualSpacing/>
+    </w:pPr>
+  </w:style>
 </w:styles>
 </file>
 
